--- a/docs/GEMINI_CONSOLIDATED_REVIEW.docx
+++ b/docs/GEMINI_CONSOLIDATED_REVIEW.docx
@@ -576,6 +576,83 @@
           </w:p>
         </w:tc>
       </w:tr>
+      <w:tr>
+        <w:tc>
+          <w:tcPr>
+            <w:tcW w:type="dxa" w:w="2160"/>
+          </w:tcPr>
+          <w:p>
+            <w:r>
+              <w:rPr>
+                <w:sz w:val="18"/>
+              </w:rPr>
+            </w:r>
+            <w:r>
+              <w:rPr>
+                <w:rFonts w:ascii="Consolas" w:hAnsi="Consolas"/>
+                <w:color w:val="1F2328"/>
+                <w:sz w:val="18"/>
+              </w:rPr>
+              <w:t>v1.2.4</w:t>
+            </w:r>
+          </w:p>
+        </w:tc>
+        <w:tc>
+          <w:tcPr>
+            <w:tcW w:type="dxa" w:w="2160"/>
+          </w:tcPr>
+          <w:p>
+            <w:r>
+              <w:rPr>
+                <w:sz w:val="18"/>
+              </w:rPr>
+            </w:r>
+            <w:r>
+              <w:rPr>
+                <w:b/>
+                <w:sz w:val="18"/>
+              </w:rPr>
+              <w:t>An external review of this document</w:t>
+            </w:r>
+          </w:p>
+        </w:tc>
+        <w:tc>
+          <w:tcPr>
+            <w:tcW w:type="dxa" w:w="2160"/>
+          </w:tcPr>
+          <w:p>
+            <w:r>
+              <w:rPr>
+                <w:sz w:val="18"/>
+              </w:rPr>
+            </w:r>
+            <w:r>
+              <w:rPr>
+                <w:sz w:val="18"/>
+              </w:rPr>
+              <w:t>130</w:t>
+            </w:r>
+          </w:p>
+        </w:tc>
+        <w:tc>
+          <w:tcPr>
+            <w:tcW w:type="dxa" w:w="2160"/>
+          </w:tcPr>
+          <w:p>
+            <w:r>
+              <w:rPr>
+                <w:sz w:val="18"/>
+              </w:rPr>
+            </w:r>
+            <w:r>
+              <w:rPr>
+                <w:sz w:val="18"/>
+              </w:rPr>
+              <w:t>Read-back verification; 4 verified fixes, 1 falsified claim</w:t>
+            </w:r>
+          </w:p>
+        </w:tc>
+      </w:tr>
     </w:tbl>
     <w:p/>
     <w:p>
@@ -1017,7 +1094,7 @@
                 <w:color w:val="1F2328"/>
                 <w:sz w:val="18"/>
               </w:rPr>
-              <w:t>c753132</w:t>
+              <w:t>aa19108</w:t>
             </w:r>
             <w:r>
               <w:rPr>
@@ -1031,7 +1108,7 @@
                 <w:color w:val="1F2328"/>
                 <w:sz w:val="18"/>
               </w:rPr>
-              <w:t>v1.2.3</w:t>
+              <w:t>v1.2.4</w:t>
             </w:r>
           </w:p>
         </w:tc>
@@ -1070,7 +1147,7 @@
                 <w:b/>
                 <w:sz w:val="18"/>
               </w:rPr>
-              <w:t>125 unit tests</w:t>
+              <w:t>130 unit tests</w:t>
             </w:r>
             <w:r>
               <w:rPr>
@@ -1605,6 +1682,102 @@
           </w:p>
         </w:tc>
       </w:tr>
+      <w:tr>
+        <w:tc>
+          <w:tcPr>
+            <w:tcW w:type="dxa" w:w="1728"/>
+          </w:tcPr>
+          <w:p>
+            <w:r>
+              <w:rPr>
+                <w:sz w:val="18"/>
+              </w:rPr>
+            </w:r>
+            <w:r>
+              <w:rPr>
+                <w:rFonts w:ascii="Consolas" w:hAnsi="Consolas"/>
+                <w:color w:val="1F2328"/>
+                <w:sz w:val="18"/>
+              </w:rPr>
+              <w:t>v1.2.4</w:t>
+            </w:r>
+          </w:p>
+        </w:tc>
+        <w:tc>
+          <w:tcPr>
+            <w:tcW w:type="dxa" w:w="1728"/>
+          </w:tcPr>
+          <w:p>
+            <w:r>
+              <w:rPr>
+                <w:sz w:val="18"/>
+              </w:rPr>
+            </w:r>
+            <w:r>
+              <w:rPr>
+                <w:rFonts w:ascii="Consolas" w:hAnsi="Consolas"/>
+                <w:color w:val="1F2328"/>
+                <w:sz w:val="18"/>
+              </w:rPr>
+              <w:t>aa19108</w:t>
+            </w:r>
+          </w:p>
+        </w:tc>
+        <w:tc>
+          <w:tcPr>
+            <w:tcW w:type="dxa" w:w="1728"/>
+          </w:tcPr>
+          <w:p>
+            <w:r>
+              <w:rPr>
+                <w:sz w:val="18"/>
+              </w:rPr>
+            </w:r>
+            <w:r>
+              <w:rPr>
+                <w:sz w:val="18"/>
+              </w:rPr>
+              <w:t>2026-10-17 09:38</w:t>
+            </w:r>
+          </w:p>
+        </w:tc>
+        <w:tc>
+          <w:tcPr>
+            <w:tcW w:type="dxa" w:w="1728"/>
+          </w:tcPr>
+          <w:p>
+            <w:r>
+              <w:rPr>
+                <w:sz w:val="18"/>
+              </w:rPr>
+            </w:r>
+            <w:r>
+              <w:rPr>
+                <w:sz w:val="18"/>
+              </w:rPr>
+              <w:t>2,534,644 B</w:t>
+            </w:r>
+          </w:p>
+        </w:tc>
+        <w:tc>
+          <w:tcPr>
+            <w:tcW w:type="dxa" w:w="1728"/>
+          </w:tcPr>
+          <w:p>
+            <w:r>
+              <w:rPr>
+                <w:sz w:val="18"/>
+              </w:rPr>
+            </w:r>
+            <w:r>
+              <w:rPr>
+                <w:sz w:val="18"/>
+              </w:rPr>
+              <w:t>130</w:t>
+            </w:r>
+          </w:p>
+        </w:tc>
+      </w:tr>
     </w:tbl>
     <w:p/>
     <w:p>
@@ -1617,7 +1790,7 @@
         <w:t>v1.2.1</w:t>
       </w:r>
       <w:r>
-        <w:t xml:space="preserve"> and </w:t>
+        <w:t>/</w:t>
       </w:r>
       <w:r>
         <w:rPr>
@@ -1628,16 +1801,34 @@
         <w:t>v1.2.2</w:t>
       </w:r>
       <w:r>
-        <w:t xml:space="preserve"> have release APKs of </w:t>
+        <w:t xml:space="preserve"> and </w:t>
       </w:r>
       <w:r>
         <w:rPr>
-          <w:b/>
+          <w:rFonts w:ascii="Consolas" w:hAnsi="Consolas"/>
+          <w:color w:val="1F2328"/>
+          <w:sz w:val="18"/>
         </w:rPr>
-        <w:t>identical byte length but different SHA-256</w:t>
-      </w:r>
-      <w:r>
-        <w:t>;</w:t>
+        <w:t>v1.2.3</w:t>
+      </w:r>
+      <w:r>
+        <w:t>/</w:t>
+      </w:r>
+      <w:r>
+        <w:rPr>
+          <w:rFonts w:ascii="Consolas" w:hAnsi="Consolas"/>
+          <w:color w:val="1F2328"/>
+          <w:sz w:val="18"/>
+        </w:rPr>
+        <w:t>v1.2.4</w:t>
+      </w:r>
+      <w:r>
+        <w:t xml:space="preserve"> have release APKs of **identical byte length but different</w:t>
+      </w:r>
+    </w:p>
+    <w:p>
+      <w:r>
+        <w:t>SHA-256**;</w:t>
       </w:r>
     </w:p>
     <w:p>
@@ -1690,7 +1881,7 @@
     </w:p>
     <w:p>
       <w:r>
-        <w:t xml:space="preserve">53 tracked files, 1,295,720 bytes, 19,990 lines (reproducible via </w:t>
+        <w:t xml:space="preserve">54 tracked files, 1,364,775 bytes, 20,360 lines (reproducible via </w:t>
       </w:r>
       <w:r>
         <w:rPr>
@@ -7189,6 +7380,1330 @@
     <w:p>
       <w:r>
         <w:t>now pins it. Where a claim could not be verified it is listed in §9 rather than asserted.*</w:t>
+      </w:r>
+    </w:p>
+    <w:p>
+      <w:pPr>
+        <w:jc w:val="center"/>
+      </w:pPr>
+      <w:r>
+        <w:rPr>
+          <w:color w:val="888888"/>
+          <w:sz w:val="18"/>
+        </w:rPr>
+        <w:t>• • •</w:t>
+      </w:r>
+    </w:p>
+    <w:p>
+      <w:pPr>
+        <w:pStyle w:val="Heading1"/>
+      </w:pPr>
+      <w:r>
+        <w:t>14. `v1.2.4` — acting on the external review of this document</w:t>
+      </w:r>
+    </w:p>
+    <w:p>
+      <w:r>
+        <w:t xml:space="preserve">The review of this document approved </w:t>
+      </w:r>
+      <w:r>
+        <w:rPr>
+          <w:rFonts w:ascii="Consolas" w:hAnsi="Consolas"/>
+          <w:color w:val="1F2328"/>
+          <w:sz w:val="18"/>
+        </w:rPr>
+        <w:t>v1.2.3</w:t>
+      </w:r>
+      <w:r>
+        <w:t xml:space="preserve"> and answered the eight questions in §11 with</w:t>
+      </w:r>
+    </w:p>
+    <w:p>
+      <w:r>
+        <w:t>seven concrete recommendations. Each was verified before being acted on; two did not survive.</w:t>
+      </w:r>
+    </w:p>
+    <w:tbl>
+      <w:tblPr>
+        <w:tblStyle w:val="TableGrid"/>
+        <w:tblW w:type="auto" w:w="0"/>
+        <w:tblLook w:firstColumn="1" w:firstRow="1" w:lastColumn="0" w:lastRow="0" w:noHBand="0" w:noVBand="1" w:val="04A0"/>
+      </w:tblPr>
+      <w:tblGrid>
+        <w:gridCol w:w="2160"/>
+        <w:gridCol w:w="2160"/>
+        <w:gridCol w:w="2160"/>
+        <w:gridCol w:w="2160"/>
+      </w:tblGrid>
+      <w:tr>
+        <w:tc>
+          <w:tcPr>
+            <w:tcW w:type="dxa" w:w="2160"/>
+          </w:tcPr>
+          <w:p>
+            <w:r>
+              <w:rPr>
+                <w:b/>
+                <w:sz w:val="18"/>
+              </w:rPr>
+            </w:r>
+            <w:r>
+              <w:rPr>
+                <w:b/>
+                <w:sz w:val="18"/>
+              </w:rPr>
+              <w:t>#</w:t>
+            </w:r>
+          </w:p>
+        </w:tc>
+        <w:tc>
+          <w:tcPr>
+            <w:tcW w:type="dxa" w:w="2160"/>
+          </w:tcPr>
+          <w:p>
+            <w:r>
+              <w:rPr>
+                <w:b/>
+                <w:sz w:val="18"/>
+              </w:rPr>
+            </w:r>
+            <w:r>
+              <w:rPr>
+                <w:b/>
+                <w:sz w:val="18"/>
+              </w:rPr>
+              <w:t>Recommendation</w:t>
+            </w:r>
+          </w:p>
+        </w:tc>
+        <w:tc>
+          <w:tcPr>
+            <w:tcW w:type="dxa" w:w="2160"/>
+          </w:tcPr>
+          <w:p>
+            <w:r>
+              <w:rPr>
+                <w:b/>
+                <w:sz w:val="18"/>
+              </w:rPr>
+            </w:r>
+            <w:r>
+              <w:rPr>
+                <w:b/>
+                <w:sz w:val="18"/>
+              </w:rPr>
+              <w:t>Action</w:t>
+            </w:r>
+          </w:p>
+        </w:tc>
+        <w:tc>
+          <w:tcPr>
+            <w:tcW w:type="dxa" w:w="2160"/>
+          </w:tcPr>
+          <w:p>
+            <w:r>
+              <w:rPr>
+                <w:b/>
+                <w:sz w:val="18"/>
+              </w:rPr>
+            </w:r>
+            <w:r>
+              <w:rPr>
+                <w:b/>
+                <w:sz w:val="18"/>
+              </w:rPr>
+              <w:t>Outcome</w:t>
+            </w:r>
+          </w:p>
+        </w:tc>
+      </w:tr>
+      <w:tr>
+        <w:tc>
+          <w:tcPr>
+            <w:tcW w:type="dxa" w:w="2160"/>
+          </w:tcPr>
+          <w:p>
+            <w:r>
+              <w:rPr>
+                <w:sz w:val="18"/>
+              </w:rPr>
+            </w:r>
+            <w:r>
+              <w:rPr>
+                <w:sz w:val="18"/>
+              </w:rPr>
+              <w:t>Q7</w:t>
+            </w:r>
+          </w:p>
+        </w:tc>
+        <w:tc>
+          <w:tcPr>
+            <w:tcW w:type="dxa" w:w="2160"/>
+          </w:tcPr>
+          <w:p>
+            <w:r>
+              <w:rPr>
+                <w:sz w:val="18"/>
+              </w:rPr>
+            </w:r>
+            <w:r>
+              <w:rPr>
+                <w:sz w:val="18"/>
+              </w:rPr>
+              <w:t xml:space="preserve">Verify by </w:t>
+            </w:r>
+            <w:r>
+              <w:rPr>
+                <w:b/>
+                <w:sz w:val="18"/>
+              </w:rPr>
+              <w:t>reading records back</w:t>
+            </w:r>
+            <w:r>
+              <w:rPr>
+                <w:sz w:val="18"/>
+              </w:rPr>
+              <w:t xml:space="preserve"> from the provider, not just that </w:t>
+            </w:r>
+            <w:r>
+              <w:rPr>
+                <w:rFonts w:ascii="Consolas" w:hAnsi="Consolas"/>
+                <w:color w:val="1F2328"/>
+                <w:sz w:val="18"/>
+              </w:rPr>
+              <w:t>insert</w:t>
+            </w:r>
+            <w:r>
+              <w:rPr>
+                <w:sz w:val="18"/>
+              </w:rPr>
+              <w:t xml:space="preserve"> returned</w:t>
+            </w:r>
+          </w:p>
+        </w:tc>
+        <w:tc>
+          <w:tcPr>
+            <w:tcW w:type="dxa" w:w="2160"/>
+          </w:tcPr>
+          <w:p>
+            <w:r>
+              <w:rPr>
+                <w:sz w:val="18"/>
+              </w:rPr>
+            </w:r>
+            <w:r>
+              <w:rPr>
+                <w:b/>
+                <w:sz w:val="18"/>
+              </w:rPr>
+              <w:t>Implemented</w:t>
+            </w:r>
+          </w:p>
+        </w:tc>
+        <w:tc>
+          <w:tcPr>
+            <w:tcW w:type="dxa" w:w="2160"/>
+          </w:tcPr>
+          <w:p>
+            <w:r>
+              <w:rPr>
+                <w:sz w:val="18"/>
+              </w:rPr>
+            </w:r>
+            <w:r>
+              <w:rPr>
+                <w:sz w:val="18"/>
+              </w:rPr>
+              <w:t>First true end-to-end proof in this project (§14.1)</w:t>
+            </w:r>
+          </w:p>
+        </w:tc>
+      </w:tr>
+      <w:tr>
+        <w:tc>
+          <w:tcPr>
+            <w:tcW w:type="dxa" w:w="2160"/>
+          </w:tcPr>
+          <w:p>
+            <w:r>
+              <w:rPr>
+                <w:sz w:val="18"/>
+              </w:rPr>
+            </w:r>
+            <w:r>
+              <w:rPr>
+                <w:sz w:val="18"/>
+              </w:rPr>
+              <w:t>Q6</w:t>
+            </w:r>
+          </w:p>
+        </w:tc>
+        <w:tc>
+          <w:tcPr>
+            <w:tcW w:type="dxa" w:w="2160"/>
+          </w:tcPr>
+          <w:p>
+            <w:r>
+              <w:rPr>
+                <w:sz w:val="18"/>
+              </w:rPr>
+            </w:r>
+            <w:r>
+              <w:rPr>
+                <w:sz w:val="18"/>
+              </w:rPr>
+              <w:t>Summarized sleep (</w:t>
+            </w:r>
+            <w:r>
+              <w:rPr>
+                <w:rFonts w:ascii="Consolas" w:hAnsi="Consolas"/>
+                <w:color w:val="1F2328"/>
+                <w:sz w:val="18"/>
+              </w:rPr>
+              <w:t>totalSleep</w:t>
+            </w:r>
+            <w:r>
+              <w:rPr>
+                <w:sz w:val="18"/>
+              </w:rPr>
+              <w:t xml:space="preserve">, no </w:t>
+            </w:r>
+            <w:r>
+              <w:rPr>
+                <w:rFonts w:ascii="Consolas" w:hAnsi="Consolas"/>
+                <w:color w:val="1F2328"/>
+                <w:sz w:val="18"/>
+              </w:rPr>
+              <w:t>qty</w:t>
+            </w:r>
+            <w:r>
+              <w:rPr>
+                <w:sz w:val="18"/>
+              </w:rPr>
+              <w:t>) is silent data loss</w:t>
+            </w:r>
+          </w:p>
+        </w:tc>
+        <w:tc>
+          <w:tcPr>
+            <w:tcW w:type="dxa" w:w="2160"/>
+          </w:tcPr>
+          <w:p>
+            <w:r>
+              <w:rPr>
+                <w:sz w:val="18"/>
+              </w:rPr>
+            </w:r>
+            <w:r>
+              <w:rPr>
+                <w:b/>
+                <w:sz w:val="18"/>
+              </w:rPr>
+              <w:t>Implemented</w:t>
+            </w:r>
+          </w:p>
+        </w:tc>
+        <w:tc>
+          <w:tcPr>
+            <w:tcW w:type="dxa" w:w="2160"/>
+          </w:tcPr>
+          <w:p>
+            <w:r>
+              <w:rPr>
+                <w:sz w:val="18"/>
+              </w:rPr>
+            </w:r>
+            <w:r>
+              <w:rPr>
+                <w:sz w:val="18"/>
+              </w:rPr>
+              <w:t>Verified on device: the shape now writes a record</w:t>
+            </w:r>
+          </w:p>
+        </w:tc>
+      </w:tr>
+      <w:tr>
+        <w:tc>
+          <w:tcPr>
+            <w:tcW w:type="dxa" w:w="2160"/>
+          </w:tcPr>
+          <w:p>
+            <w:r>
+              <w:rPr>
+                <w:sz w:val="18"/>
+              </w:rPr>
+            </w:r>
+            <w:r>
+              <w:rPr>
+                <w:sz w:val="18"/>
+              </w:rPr>
+              <w:t>Q5</w:t>
+            </w:r>
+          </w:p>
+        </w:tc>
+        <w:tc>
+          <w:tcPr>
+            <w:tcW w:type="dxa" w:w="2160"/>
+          </w:tcPr>
+          <w:p>
+            <w:r>
+              <w:rPr>
+                <w:sz w:val="18"/>
+              </w:rPr>
+            </w:r>
+            <w:r>
+              <w:rPr>
+                <w:sz w:val="18"/>
+              </w:rPr>
+              <w:t xml:space="preserve">Label records </w:t>
+            </w:r>
+            <w:r>
+              <w:rPr>
+                <w:rFonts w:ascii="Consolas" w:hAnsi="Consolas"/>
+                <w:color w:val="1F2328"/>
+                <w:sz w:val="18"/>
+              </w:rPr>
+              <w:t>autoRecorded</w:t>
+            </w:r>
+            <w:r>
+              <w:rPr>
+                <w:sz w:val="18"/>
+              </w:rPr>
+              <w:t xml:space="preserve"> with a </w:t>
+            </w:r>
+            <w:r>
+              <w:rPr>
+                <w:rFonts w:ascii="Consolas" w:hAnsi="Consolas"/>
+                <w:color w:val="1F2328"/>
+                <w:sz w:val="18"/>
+              </w:rPr>
+              <w:t>TYPE_WATCH</w:t>
+            </w:r>
+            <w:r>
+              <w:rPr>
+                <w:sz w:val="18"/>
+              </w:rPr>
+              <w:t xml:space="preserve"> </w:t>
+            </w:r>
+            <w:r>
+              <w:rPr>
+                <w:rFonts w:ascii="Consolas" w:hAnsi="Consolas"/>
+                <w:color w:val="1F2328"/>
+                <w:sz w:val="18"/>
+              </w:rPr>
+              <w:t>Device</w:t>
+            </w:r>
+            <w:r>
+              <w:rPr>
+                <w:sz w:val="18"/>
+              </w:rPr>
+              <w:t xml:space="preserve">, not </w:t>
+            </w:r>
+            <w:r>
+              <w:rPr>
+                <w:rFonts w:ascii="Consolas" w:hAnsi="Consolas"/>
+                <w:color w:val="1F2328"/>
+                <w:sz w:val="18"/>
+              </w:rPr>
+              <w:t>manualEntry</w:t>
+            </w:r>
+          </w:p>
+        </w:tc>
+        <w:tc>
+          <w:tcPr>
+            <w:tcW w:type="dxa" w:w="2160"/>
+          </w:tcPr>
+          <w:p>
+            <w:r>
+              <w:rPr>
+                <w:sz w:val="18"/>
+              </w:rPr>
+            </w:r>
+            <w:r>
+              <w:rPr>
+                <w:b/>
+                <w:sz w:val="18"/>
+              </w:rPr>
+              <w:t>Implemented</w:t>
+            </w:r>
+          </w:p>
+        </w:tc>
+        <w:tc>
+          <w:tcPr>
+            <w:tcW w:type="dxa" w:w="2160"/>
+          </w:tcPr>
+          <w:p>
+            <w:r>
+              <w:rPr>
+                <w:sz w:val="18"/>
+              </w:rPr>
+            </w:r>
+            <w:r>
+              <w:rPr>
+                <w:rFonts w:ascii="Consolas" w:hAnsi="Consolas"/>
+                <w:color w:val="1F2328"/>
+                <w:sz w:val="18"/>
+              </w:rPr>
+              <w:t>Device</w:t>
+            </w:r>
+            <w:r>
+              <w:rPr>
+                <w:sz w:val="18"/>
+              </w:rPr>
+              <w:t>'s optional fields confirmed by compiling, not assumed</w:t>
+            </w:r>
+          </w:p>
+        </w:tc>
+      </w:tr>
+      <w:tr>
+        <w:tc>
+          <w:tcPr>
+            <w:tcW w:type="dxa" w:w="2160"/>
+          </w:tcPr>
+          <w:p>
+            <w:r>
+              <w:rPr>
+                <w:sz w:val="18"/>
+              </w:rPr>
+            </w:r>
+            <w:r>
+              <w:rPr>
+                <w:sz w:val="18"/>
+              </w:rPr>
+              <w:t>Q1/Q2</w:t>
+            </w:r>
+          </w:p>
+        </w:tc>
+        <w:tc>
+          <w:tcPr>
+            <w:tcW w:type="dxa" w:w="2160"/>
+          </w:tcPr>
+          <w:p>
+            <w:r>
+              <w:rPr>
+                <w:sz w:val="18"/>
+              </w:rPr>
+            </w:r>
+            <w:r>
+              <w:rPr>
+                <w:sz w:val="18"/>
+              </w:rPr>
+              <w:t xml:space="preserve">Keep </w:t>
+            </w:r>
+            <w:r>
+              <w:rPr>
+                <w:rFonts w:ascii="Consolas" w:hAnsi="Consolas"/>
+                <w:color w:val="1F2328"/>
+                <w:sz w:val="18"/>
+              </w:rPr>
+              <w:t>403</w:t>
+            </w:r>
+            <w:r>
+              <w:rPr>
+                <w:sz w:val="18"/>
+              </w:rPr>
+              <w:t>/</w:t>
+            </w:r>
+            <w:r>
+              <w:rPr>
+                <w:rFonts w:ascii="Consolas" w:hAnsi="Consolas"/>
+                <w:color w:val="1F2328"/>
+                <w:sz w:val="18"/>
+              </w:rPr>
+              <w:t>503</w:t>
+            </w:r>
+            <w:r>
+              <w:rPr>
+                <w:sz w:val="18"/>
+              </w:rPr>
+              <w:t xml:space="preserve">; add </w:t>
+            </w:r>
+            <w:r>
+              <w:rPr>
+                <w:rFonts w:ascii="Consolas" w:hAnsi="Consolas"/>
+                <w:color w:val="1F2328"/>
+                <w:sz w:val="18"/>
+              </w:rPr>
+              <w:t>Retry-After</w:t>
+            </w:r>
+          </w:p>
+        </w:tc>
+        <w:tc>
+          <w:tcPr>
+            <w:tcW w:type="dxa" w:w="2160"/>
+          </w:tcPr>
+          <w:p>
+            <w:r>
+              <w:rPr>
+                <w:sz w:val="18"/>
+              </w:rPr>
+            </w:r>
+            <w:r>
+              <w:rPr>
+                <w:b/>
+                <w:sz w:val="18"/>
+              </w:rPr>
+              <w:t>Implemented</w:t>
+            </w:r>
+          </w:p>
+        </w:tc>
+        <w:tc>
+          <w:tcPr>
+            <w:tcW w:type="dxa" w:w="2160"/>
+          </w:tcPr>
+          <w:p>
+            <w:r>
+              <w:rPr>
+                <w:sz w:val="18"/>
+              </w:rPr>
+            </w:r>
+            <w:r>
+              <w:rPr>
+                <w:rFonts w:ascii="Consolas" w:hAnsi="Consolas"/>
+                <w:color w:val="1F2328"/>
+                <w:sz w:val="18"/>
+              </w:rPr>
+              <w:t>Retry-After: 30</w:t>
+            </w:r>
+            <w:r>
+              <w:rPr>
+                <w:sz w:val="18"/>
+              </w:rPr>
+              <w:t xml:space="preserve"> on retryable failures</w:t>
+            </w:r>
+          </w:p>
+        </w:tc>
+      </w:tr>
+      <w:tr>
+        <w:tc>
+          <w:tcPr>
+            <w:tcW w:type="dxa" w:w="2160"/>
+          </w:tcPr>
+          <w:p>
+            <w:r>
+              <w:rPr>
+                <w:sz w:val="18"/>
+              </w:rPr>
+            </w:r>
+            <w:r>
+              <w:rPr>
+                <w:sz w:val="18"/>
+              </w:rPr>
+              <w:t>Q8.1</w:t>
+            </w:r>
+          </w:p>
+        </w:tc>
+        <w:tc>
+          <w:tcPr>
+            <w:tcW w:type="dxa" w:w="2160"/>
+          </w:tcPr>
+          <w:p>
+            <w:r>
+              <w:rPr>
+                <w:sz w:val="18"/>
+              </w:rPr>
+            </w:r>
+            <w:r>
+              <w:rPr>
+                <w:sz w:val="18"/>
+              </w:rPr>
+              <w:t xml:space="preserve">Back off and retry on </w:t>
+            </w:r>
+            <w:r>
+              <w:rPr>
+                <w:rFonts w:ascii="Consolas" w:hAnsi="Consolas"/>
+                <w:color w:val="1F2328"/>
+                <w:sz w:val="18"/>
+              </w:rPr>
+              <w:t>ERROR_RATE_LIMIT_EXCEEDED</w:t>
+            </w:r>
+          </w:p>
+        </w:tc>
+        <w:tc>
+          <w:tcPr>
+            <w:tcW w:type="dxa" w:w="2160"/>
+          </w:tcPr>
+          <w:p>
+            <w:r>
+              <w:rPr>
+                <w:sz w:val="18"/>
+              </w:rPr>
+            </w:r>
+            <w:r>
+              <w:rPr>
+                <w:b/>
+                <w:sz w:val="18"/>
+              </w:rPr>
+              <w:t>Implemented</w:t>
+            </w:r>
+          </w:p>
+        </w:tc>
+        <w:tc>
+          <w:tcPr>
+            <w:tcW w:type="dxa" w:w="2160"/>
+          </w:tcPr>
+          <w:p>
+            <w:r>
+              <w:rPr>
+                <w:sz w:val="18"/>
+              </w:rPr>
+            </w:r>
+            <w:r>
+              <w:rPr>
+                <w:sz w:val="18"/>
+              </w:rPr>
+              <w:t>Constant confirmed in the platform jar first</w:t>
+            </w:r>
+          </w:p>
+        </w:tc>
+      </w:tr>
+      <w:tr>
+        <w:tc>
+          <w:tcPr>
+            <w:tcW w:type="dxa" w:w="2160"/>
+          </w:tcPr>
+          <w:p>
+            <w:r>
+              <w:rPr>
+                <w:sz w:val="18"/>
+              </w:rPr>
+            </w:r>
+            <w:r>
+              <w:rPr>
+                <w:sz w:val="18"/>
+              </w:rPr>
+              <w:t>Q4</w:t>
+            </w:r>
+          </w:p>
+        </w:tc>
+        <w:tc>
+          <w:tcPr>
+            <w:tcW w:type="dxa" w:w="2160"/>
+          </w:tcPr>
+          <w:p>
+            <w:r>
+              <w:rPr>
+                <w:sz w:val="18"/>
+              </w:rPr>
+            </w:r>
+            <w:r>
+              <w:rPr>
+                <w:sz w:val="18"/>
+              </w:rPr>
+              <w:t>Keep the 350 ms RR filter, drop final values &gt; 200 ms</w:t>
+            </w:r>
+          </w:p>
+        </w:tc>
+        <w:tc>
+          <w:tcPr>
+            <w:tcW w:type="dxa" w:w="2160"/>
+          </w:tcPr>
+          <w:p>
+            <w:r>
+              <w:rPr>
+                <w:sz w:val="18"/>
+              </w:rPr>
+            </w:r>
+            <w:r>
+              <w:rPr>
+                <w:b/>
+                <w:sz w:val="18"/>
+              </w:rPr>
+              <w:t>No change needed</w:t>
+            </w:r>
+          </w:p>
+        </w:tc>
+        <w:tc>
+          <w:tcPr>
+            <w:tcW w:type="dxa" w:w="2160"/>
+          </w:tcPr>
+          <w:p>
+            <w:r>
+              <w:rPr>
+                <w:sz w:val="18"/>
+              </w:rPr>
+            </w:r>
+            <w:r>
+              <w:rPr>
+                <w:sz w:val="18"/>
+              </w:rPr>
+              <w:t>Code already did exactly this; verified</w:t>
+            </w:r>
+          </w:p>
+        </w:tc>
+      </w:tr>
+      <w:tr>
+        <w:tc>
+          <w:tcPr>
+            <w:tcW w:type="dxa" w:w="2160"/>
+          </w:tcPr>
+          <w:p>
+            <w:r>
+              <w:rPr>
+                <w:sz w:val="18"/>
+              </w:rPr>
+            </w:r>
+            <w:r>
+              <w:rPr>
+                <w:sz w:val="18"/>
+              </w:rPr>
+              <w:t>Q3</w:t>
+            </w:r>
+          </w:p>
+        </w:tc>
+        <w:tc>
+          <w:tcPr>
+            <w:tcW w:type="dxa" w:w="2160"/>
+          </w:tcPr>
+          <w:p>
+            <w:r>
+              <w:rPr>
+                <w:sz w:val="18"/>
+              </w:rPr>
+            </w:r>
+            <w:r>
+              <w:rPr>
+                <w:sz w:val="18"/>
+              </w:rPr>
+              <w:t>Content-derived webhook ids for idempotency</w:t>
+            </w:r>
+          </w:p>
+        </w:tc>
+        <w:tc>
+          <w:tcPr>
+            <w:tcW w:type="dxa" w:w="2160"/>
+          </w:tcPr>
+          <w:p>
+            <w:r>
+              <w:rPr>
+                <w:sz w:val="18"/>
+              </w:rPr>
+            </w:r>
+            <w:r>
+              <w:rPr>
+                <w:b/>
+                <w:sz w:val="18"/>
+              </w:rPr>
+              <w:t>Deferred deliberately</w:t>
+            </w:r>
+          </w:p>
+        </w:tc>
+        <w:tc>
+          <w:tcPr>
+            <w:tcW w:type="dxa" w:w="2160"/>
+          </w:tcPr>
+          <w:p>
+            <w:r>
+              <w:rPr>
+                <w:sz w:val="18"/>
+              </w:rPr>
+            </w:r>
+            <w:r>
+              <w:rPr>
+                <w:sz w:val="18"/>
+              </w:rPr>
+              <w:t>Changes record identity on upgrade; needs a decision, not an edit</w:t>
+            </w:r>
+          </w:p>
+        </w:tc>
+      </w:tr>
+      <w:tr>
+        <w:tc>
+          <w:tcPr>
+            <w:tcW w:type="dxa" w:w="2160"/>
+          </w:tcPr>
+          <w:p>
+            <w:r>
+              <w:rPr>
+                <w:sz w:val="18"/>
+              </w:rPr>
+            </w:r>
+            <w:r>
+              <w:rPr>
+                <w:sz w:val="18"/>
+              </w:rPr>
+              <w:t>Q8.3</w:t>
+            </w:r>
+          </w:p>
+        </w:tc>
+        <w:tc>
+          <w:tcPr>
+            <w:tcW w:type="dxa" w:w="2160"/>
+          </w:tcPr>
+          <w:p>
+            <w:r>
+              <w:rPr>
+                <w:sz w:val="18"/>
+              </w:rPr>
+            </w:r>
+            <w:r>
+              <w:rPr>
+                <w:sz w:val="18"/>
+              </w:rPr>
+              <w:t xml:space="preserve">Add a </w:t>
+            </w:r>
+            <w:r>
+              <w:rPr>
+                <w:rFonts w:ascii="Consolas" w:hAnsi="Consolas"/>
+                <w:color w:val="1F2328"/>
+                <w:sz w:val="18"/>
+              </w:rPr>
+              <w:t>WifiLock</w:t>
+            </w:r>
+            <w:r>
+              <w:rPr>
+                <w:sz w:val="18"/>
+              </w:rPr>
+              <w:t xml:space="preserve"> so screen-off delivery works</w:t>
+            </w:r>
+          </w:p>
+        </w:tc>
+        <w:tc>
+          <w:tcPr>
+            <w:tcW w:type="dxa" w:w="2160"/>
+          </w:tcPr>
+          <w:p>
+            <w:r>
+              <w:rPr>
+                <w:sz w:val="18"/>
+              </w:rPr>
+            </w:r>
+            <w:r>
+              <w:rPr>
+                <w:b/>
+                <w:sz w:val="18"/>
+              </w:rPr>
+              <w:t>Falsified, not implemented</w:t>
+            </w:r>
+          </w:p>
+        </w:tc>
+        <w:tc>
+          <w:tcPr>
+            <w:tcW w:type="dxa" w:w="2160"/>
+          </w:tcPr>
+          <w:p>
+            <w:r>
+              <w:rPr>
+                <w:sz w:val="18"/>
+              </w:rPr>
+            </w:r>
+            <w:r>
+              <w:rPr>
+                <w:sz w:val="18"/>
+              </w:rPr>
+              <w:t xml:space="preserve">Tested: delivery did </w:t>
+            </w:r>
+            <w:r>
+              <w:rPr>
+                <w:b/>
+                <w:sz w:val="18"/>
+              </w:rPr>
+              <w:t>not</w:t>
+            </w:r>
+            <w:r>
+              <w:rPr>
+                <w:sz w:val="18"/>
+              </w:rPr>
+              <w:t xml:space="preserve"> fail with the screen off</w:t>
+            </w:r>
+          </w:p>
+        </w:tc>
+      </w:tr>
+    </w:tbl>
+    <w:p/>
+    <w:p>
+      <w:pPr>
+        <w:pStyle w:val="Heading2"/>
+      </w:pPr>
+      <w:r>
+        <w:t>14.1 The read-back verification is the most valuable outcome of the whole arc</w:t>
+      </w:r>
+    </w:p>
+    <w:p>
+      <w:r>
+        <w:t>Every prior verification stopped at "the insert call returned". That is not the same as "the</w:t>
+      </w:r>
+    </w:p>
+    <w:p>
+      <w:r>
+        <w:t xml:space="preserve">provider stored it": a </w:t>
+      </w:r>
+      <w:r>
+        <w:rPr>
+          <w:rFonts w:ascii="Consolas" w:hAnsi="Consolas"/>
+          <w:color w:val="1F2328"/>
+          <w:sz w:val="18"/>
+        </w:rPr>
+        <w:t>clientRecordId</w:t>
+      </w:r>
+      <w:r>
+        <w:t xml:space="preserve"> collision upserts, and a rejected record disappears</w:t>
+      </w:r>
+    </w:p>
+    <w:p>
+      <w:r>
+        <w:t xml:space="preserve">silently. </w:t>
+      </w:r>
+      <w:r>
+        <w:rPr>
+          <w:rFonts w:ascii="Consolas" w:hAnsi="Consolas"/>
+          <w:color w:val="1F2328"/>
+          <w:sz w:val="18"/>
+        </w:rPr>
+        <w:t>HealthConnectManager.countRecordsSince()</w:t>
+      </w:r>
+      <w:r>
+        <w:t xml:space="preserve"> plus </w:t>
+      </w:r>
+      <w:r>
+        <w:rPr>
+          <w:rFonts w:ascii="Consolas" w:hAnsi="Consolas"/>
+          <w:color w:val="1F2328"/>
+          <w:sz w:val="18"/>
+        </w:rPr>
+        <w:t>GET /verify-hc</w:t>
+      </w:r>
+      <w:r>
+        <w:t xml:space="preserve"> reads records back</w:t>
+      </w:r>
+    </w:p>
+    <w:p>
+      <w:r>
+        <w:t>out of Health Connect, and this is what it showed on the OnePlus 10T:</w:t>
+      </w:r>
+    </w:p>
+    <w:p>
+      <w:pPr>
+        <w:spacing w:after="200"/>
+        <w:ind w:left="280"/>
+      </w:pPr>
+      <w:r>
+        <w:rPr>
+          <w:rFonts w:ascii="Consolas" w:hAnsi="Consolas"/>
+          <w:color w:val="1F2328"/>
+          <w:sz w:val="17"/>
+        </w:rPr>
+        <w:t>POST /telemetry -&gt; {"status":"synced","hcTotal":9,"hcWritten":9}</w:t>
+        <w:br/>
+        <w:br/>
+        <w:t>GET  /verify-hc  -&gt; {"heartRate":2,          // was 1 before the POST</w:t>
+        <w:br/>
+        <w:t xml:space="preserve">                     "steps":1, "distance":1, "activeCalories":1,</w:t>
+        <w:br/>
+        <w:t xml:space="preserve">                     "oxygenSaturation":1, "floorsClimbed":1, "restingHeartRate":1,</w:t>
+        <w:br/>
+        <w:t xml:space="preserve">                     "respiratoryRate":-1, "sleep":-1,</w:t>
+        <w:br/>
+        <w:t xml:space="preserve">                     "readBackTotal":8}</w:t>
+      </w:r>
+    </w:p>
+    <w:p>
+      <w:r>
+        <w:rPr>
+          <w:b/>
+        </w:rPr>
+        <w:t>Eight of nine submitted records were read back out of the provider.</w:t>
+      </w:r>
+      <w:r>
+        <w:t xml:space="preserve"> </w:t>
+      </w:r>
+      <w:r>
+        <w:rPr>
+          <w:rFonts w:ascii="Consolas" w:hAnsi="Consolas"/>
+          <w:color w:val="1F2328"/>
+          <w:sz w:val="18"/>
+        </w:rPr>
+        <w:t>sleep</w:t>
+      </w:r>
+      <w:r>
+        <w:t xml:space="preserve"> and</w:t>
+      </w:r>
+    </w:p>
+    <w:p>
+      <w:r>
+        <w:rPr>
+          <w:rFonts w:ascii="Consolas" w:hAnsi="Consolas"/>
+          <w:color w:val="1F2328"/>
+          <w:sz w:val="18"/>
+        </w:rPr>
+        <w:t>respiratoryRate</w:t>
+      </w:r>
+      <w:r>
+        <w:t xml:space="preserve"> report </w:t>
+      </w:r>
+      <w:r>
+        <w:rPr>
+          <w:rFonts w:ascii="Consolas" w:hAnsi="Consolas"/>
+          <w:color w:val="1F2328"/>
+          <w:sz w:val="18"/>
+        </w:rPr>
+        <w:t>-1</w:t>
+      </w:r>
+      <w:r>
+        <w:t xml:space="preserve">, and the response carries an explicit </w:t>
+      </w:r>
+      <w:r>
+        <w:rPr>
+          <w:rFonts w:ascii="Consolas" w:hAnsi="Consolas"/>
+          <w:color w:val="1F2328"/>
+          <w:sz w:val="18"/>
+        </w:rPr>
+        <w:t>sentinelMeaning</w:t>
+      </w:r>
+      <w:r>
+        <w:t xml:space="preserve"> saying</w:t>
+      </w:r>
+    </w:p>
+    <w:p>
+      <w:r>
+        <w:t>so: the app deliberately holds only WRITE permission for those two types, so probing a read</w:t>
+      </w:r>
+    </w:p>
+    <w:p>
+      <w:r>
+        <w:t>would otherwise be reported as a failure. That distinction is the difference between a</w:t>
+      </w:r>
+    </w:p>
+    <w:p>
+      <w:r>
+        <w:t>diagnostic and a false alarm.</w:t>
+      </w:r>
+    </w:p>
+    <w:p>
+      <w:pPr>
+        <w:pStyle w:val="Heading2"/>
+      </w:pPr>
+      <w:r>
+        <w:t>14.2 A claim that did not survive testing</w:t>
+      </w:r>
+    </w:p>
+    <w:p>
+      <w:r>
+        <w:t xml:space="preserve">The review rated a </w:t>
+      </w:r>
+      <w:r>
+        <w:rPr>
+          <w:rFonts w:ascii="Consolas" w:hAnsi="Consolas"/>
+          <w:color w:val="1F2328"/>
+          <w:sz w:val="18"/>
+        </w:rPr>
+        <w:t>WifiLock</w:t>
+      </w:r>
+      <w:r>
+        <w:t xml:space="preserve"> as "critical for reliability", predicting that 2–5 minutes after</w:t>
+      </w:r>
+    </w:p>
+    <w:p>
+      <w:r>
+        <w:t xml:space="preserve">the screen turns off the Wi-Fi chip enters power-save mode and drops TCP </w:t>
+      </w:r>
+      <w:r>
+        <w:rPr>
+          <w:rFonts w:ascii="Consolas" w:hAnsi="Consolas"/>
+          <w:color w:val="1F2328"/>
+          <w:sz w:val="18"/>
+        </w:rPr>
+        <w:t>SYN</w:t>
+      </w:r>
+      <w:r>
+        <w:t xml:space="preserve"> packets on</w:t>
+      </w:r>
+    </w:p>
+    <w:p>
+      <w:r>
+        <w:t>port 8484. This was tested directly:</w:t>
+      </w:r>
+    </w:p>
+    <w:p>
+      <w:pPr>
+        <w:spacing w:after="200"/>
+        <w:ind w:left="280"/>
+      </w:pPr>
+      <w:r>
+        <w:rPr>
+          <w:rFonts w:ascii="Consolas" w:hAnsi="Consolas"/>
+          <w:color w:val="1F2328"/>
+          <w:sz w:val="17"/>
+        </w:rPr>
+        <w:t>screen off, mWakefulness=Dozing, deviceidle mState=ACTIVE, after 180 s</w:t>
+        <w:br/>
+        <w:br/>
+        <w:t>POST /telemetry -&gt; HTTP 200  connect=0.149s  total=0.223s   (record written)</w:t>
+        <w:br/>
+        <w:t>GET  /status    -&gt; HTTP 200  total=0.050s</w:t>
+      </w:r>
+    </w:p>
+    <w:p>
+      <w:r>
+        <w:t>Delivery did not fail. No wake lock was added: it would cost battery to fix something not</w:t>
+      </w:r>
+    </w:p>
+    <w:p>
+      <w:r>
+        <w:t>observed. The honest conclusion is bounded — three minutes of dozing on one OEM's build is</w:t>
+      </w:r>
+    </w:p>
+    <w:p>
+      <w:r>
+        <w:t>not a proof that screen-off delivery never fails, and a longer test (or the Pixel 9) could</w:t>
+      </w:r>
+    </w:p>
+    <w:p>
+      <w:r>
+        <w:t>still justify it. It is recorded here as *tested and not reproduced*, not as *disproved*.</w:t>
+      </w:r>
+    </w:p>
+    <w:p>
+      <w:pPr>
+        <w:pStyle w:val="Heading2"/>
+      </w:pPr>
+      <w:r>
+        <w:t>14.3 What this changes about the document's own conclusions</w:t>
+      </w:r>
+    </w:p>
+    <w:p>
+      <w:r>
+        <w:t>§8 argued that each round's best finding came from a mechanism the previous round did not</w:t>
+      </w:r>
+    </w:p>
+    <w:p>
+      <w:r>
+        <w:t xml:space="preserve">use. </w:t>
+      </w:r>
+      <w:r>
+        <w:rPr>
+          <w:rFonts w:ascii="Consolas" w:hAnsi="Consolas"/>
+          <w:color w:val="1F2328"/>
+          <w:sz w:val="18"/>
+        </w:rPr>
+        <w:t>v1.2.4</w:t>
+      </w:r>
+      <w:r>
+        <w:t xml:space="preserve"> continues the pattern in an uncomfortable direction: the most valuable item</w:t>
+      </w:r>
+    </w:p>
+    <w:p>
+      <w:r>
+        <w:t xml:space="preserve">came from </w:t>
+      </w:r>
+      <w:r>
+        <w:rPr>
+          <w:b/>
+        </w:rPr>
+        <w:t>an external reader noticing that a whole category of verification was missing</w:t>
+      </w:r>
+      <w:r>
+        <w:t xml:space="preserve"> —</w:t>
+      </w:r>
+    </w:p>
+    <w:p>
+      <w:r>
+        <w:t>not from any of the four internal mechanisms. The lesson generalises: the gap was not "a</w:t>
+      </w:r>
+    </w:p>
+    <w:p>
+      <w:r>
+        <w:t>defect nobody found", it was "a question nobody asked", and no amount of re-reading the code</w:t>
+      </w:r>
+    </w:p>
+    <w:p>
+      <w:r>
+        <w:t>would have surfaced it.</w:t>
+      </w:r>
+    </w:p>
+    <w:p>
+      <w:r>
+        <w:t>It also repeats the §7.1 lesson exactly. Of the review's recommendations, the one rated most</w:t>
+      </w:r>
+    </w:p>
+    <w:p>
+      <w:r>
+        <w:t>severe (</w:t>
+      </w:r>
+      <w:r>
+        <w:rPr>
+          <w:rFonts w:ascii="Consolas" w:hAnsi="Consolas"/>
+          <w:color w:val="1F2328"/>
+          <w:sz w:val="18"/>
+        </w:rPr>
+        <w:t>WifiLock</w:t>
+      </w:r>
+      <w:r>
+        <w:t>) was the one that did not reproduce, and the ones rated as workmanlike</w:t>
+      </w:r>
+    </w:p>
+    <w:p>
+      <w:r>
+        <w:t>(read-back, sleep shape, metadata) were the ones that mattered. Severity confidence and</w:t>
+      </w:r>
+    </w:p>
+    <w:p>
+      <w:r>
+        <w:t>severity accuracy are different things.</w:t>
+      </w:r>
+    </w:p>
+    <w:p>
+      <w:pPr>
+        <w:pStyle w:val="Heading2"/>
+      </w:pPr>
+      <w:r>
+        <w:t>14.4 `v1.2.4` state</w:t>
+      </w:r>
+    </w:p>
+    <w:p>
+      <w:r>
+        <w:rPr>
+          <w:b/>
+        </w:rPr>
+        <w:t>130 tests</w:t>
+      </w:r>
+      <w:r>
+        <w:t xml:space="preserve"> (was 125: summarized sleep ×2, device-recorded metadata, </w:t>
+      </w:r>
+      <w:r>
+        <w:rPr>
+          <w:rFonts w:ascii="Consolas" w:hAnsi="Consolas"/>
+          <w:color w:val="1F2328"/>
+          <w:sz w:val="18"/>
+        </w:rPr>
+        <w:t>Retry-After</w:t>
+      </w:r>
+      <w:r>
+        <w:t>,</w:t>
+      </w:r>
+    </w:p>
+    <w:p>
+      <w:r>
+        <w:rPr>
+          <w:rFonts w:ascii="Consolas" w:hAnsi="Consolas"/>
+          <w:color w:val="1F2328"/>
+          <w:sz w:val="18"/>
+        </w:rPr>
+        <w:t>/verify-hc</w:t>
+      </w:r>
+      <w:r>
+        <w:t>), Android Lint 0 errors, both CI jobs green, release published. The 5 new tests</w:t>
+      </w:r>
+    </w:p>
+    <w:p>
+      <w:r>
+        <w:t>name the behaviour they pin, so a regression cannot be renamed away from its assertion — the</w:t>
+      </w:r>
+    </w:p>
+    <w:p>
+      <w:r>
+        <w:t xml:space="preserve">lesson from the </w:t>
+      </w:r>
+      <w:r>
+        <w:rPr>
+          <w:rFonts w:ascii="Consolas" w:hAnsi="Consolas"/>
+          <w:color w:val="1F2328"/>
+          <w:sz w:val="18"/>
+        </w:rPr>
+        <w:t>hrv is gated to the 1 to 250 range</w:t>
+      </w:r>
+      <w:r>
+        <w:t xml:space="preserve"> incident in §5.2.</w:t>
       </w:r>
     </w:p>
     <w:sectPr>

--- a/docs/GEMINI_CONSOLIDATED_REVIEW.docx
+++ b/docs/GEMINI_CONSOLIDATED_REVIEW.docx
@@ -1086,7 +1086,7 @@
               <w:rPr>
                 <w:sz w:val="18"/>
               </w:rPr>
-              <w:t xml:space="preserve"> at </w:t>
+              <w:t xml:space="preserve"> at the </w:t>
             </w:r>
             <w:r>
               <w:rPr>
@@ -1094,13 +1094,13 @@
                 <w:color w:val="1F2328"/>
                 <w:sz w:val="18"/>
               </w:rPr>
-              <w:t>aa19108</w:t>
-            </w:r>
-            <w:r>
-              <w:rPr>
-                <w:sz w:val="18"/>
-              </w:rPr>
-              <w:t xml:space="preserve"> / tag </w:t>
+              <w:t>v1.2.5</w:t>
+            </w:r>
+            <w:r>
+              <w:rPr>
+                <w:sz w:val="18"/>
+              </w:rPr>
+              <w:t xml:space="preserve"> merge / tag </w:t>
             </w:r>
             <w:r>
               <w:rPr>
@@ -1108,7 +1108,7 @@
                 <w:color w:val="1F2328"/>
                 <w:sz w:val="18"/>
               </w:rPr>
-              <w:t>v1.2.4</w:t>
+              <w:t>v1.2.5</w:t>
             </w:r>
           </w:p>
         </w:tc>
@@ -1778,6 +1778,102 @@
           </w:p>
         </w:tc>
       </w:tr>
+      <w:tr>
+        <w:tc>
+          <w:tcPr>
+            <w:tcW w:type="dxa" w:w="1728"/>
+          </w:tcPr>
+          <w:p>
+            <w:r>
+              <w:rPr>
+                <w:sz w:val="18"/>
+              </w:rPr>
+            </w:r>
+            <w:r>
+              <w:rPr>
+                <w:rFonts w:ascii="Consolas" w:hAnsi="Consolas"/>
+                <w:color w:val="1F2328"/>
+                <w:sz w:val="18"/>
+              </w:rPr>
+              <w:t>v1.2.5</w:t>
+            </w:r>
+          </w:p>
+        </w:tc>
+        <w:tc>
+          <w:tcPr>
+            <w:tcW w:type="dxa" w:w="1728"/>
+          </w:tcPr>
+          <w:p>
+            <w:r>
+              <w:rPr>
+                <w:sz w:val="18"/>
+              </w:rPr>
+            </w:r>
+            <w:r>
+              <w:rPr>
+                <w:rFonts w:ascii="Consolas" w:hAnsi="Consolas"/>
+                <w:color w:val="1F2328"/>
+                <w:sz w:val="18"/>
+              </w:rPr>
+              <w:t>0da58e9</w:t>
+            </w:r>
+          </w:p>
+        </w:tc>
+        <w:tc>
+          <w:tcPr>
+            <w:tcW w:type="dxa" w:w="1728"/>
+          </w:tcPr>
+          <w:p>
+            <w:r>
+              <w:rPr>
+                <w:sz w:val="18"/>
+              </w:rPr>
+            </w:r>
+            <w:r>
+              <w:rPr>
+                <w:sz w:val="18"/>
+              </w:rPr>
+              <w:t>2026-10-17 10:34</w:t>
+            </w:r>
+          </w:p>
+        </w:tc>
+        <w:tc>
+          <w:tcPr>
+            <w:tcW w:type="dxa" w:w="1728"/>
+          </w:tcPr>
+          <w:p>
+            <w:r>
+              <w:rPr>
+                <w:sz w:val="18"/>
+              </w:rPr>
+            </w:r>
+            <w:r>
+              <w:rPr>
+                <w:sz w:val="18"/>
+              </w:rPr>
+              <w:t>see release</w:t>
+            </w:r>
+          </w:p>
+        </w:tc>
+        <w:tc>
+          <w:tcPr>
+            <w:tcW w:type="dxa" w:w="1728"/>
+          </w:tcPr>
+          <w:p>
+            <w:r>
+              <w:rPr>
+                <w:sz w:val="18"/>
+              </w:rPr>
+            </w:r>
+            <w:r>
+              <w:rPr>
+                <w:sz w:val="18"/>
+              </w:rPr>
+              <w:t>130</w:t>
+            </w:r>
+          </w:p>
+        </w:tc>
+      </w:tr>
     </w:tbl>
     <w:p/>
     <w:p>
@@ -1881,7 +1977,7 @@
     </w:p>
     <w:p>
       <w:r>
-        <w:t xml:space="preserve">54 tracked files, 1,364,775 bytes, 20,360 lines (reproducible via </w:t>
+        <w:t xml:space="preserve">56 tracked files, 1,375,665 bytes, 20,472 lines (reproducible via </w:t>
       </w:r>
       <w:r>
         <w:rPr>
@@ -8704,6 +8800,729 @@
       </w:r>
       <w:r>
         <w:t xml:space="preserve"> incident in §5.2.</w:t>
+      </w:r>
+    </w:p>
+    <w:p>
+      <w:pPr>
+        <w:jc w:val="center"/>
+      </w:pPr>
+      <w:r>
+        <w:rPr>
+          <w:color w:val="888888"/>
+          <w:sz w:val="18"/>
+        </w:rPr>
+        <w:t>• • •</w:t>
+      </w:r>
+    </w:p>
+    <w:p>
+      <w:pPr>
+        <w:pStyle w:val="Heading1"/>
+      </w:pPr>
+      <w:r>
+        <w:t>15. `v1.2.5` — a release-pipeline defect found only by installing a release</w:t>
+      </w:r>
+    </w:p>
+    <w:p>
+      <w:r>
+        <w:t xml:space="preserve">This round began as bookkeeping — deploy the published </w:t>
+      </w:r>
+      <w:r>
+        <w:rPr>
+          <w:rFonts w:ascii="Consolas" w:hAnsi="Consolas"/>
+          <w:color w:val="1F2328"/>
+          <w:sz w:val="18"/>
+        </w:rPr>
+        <w:t>v1.2.4</w:t>
+      </w:r>
+      <w:r>
+        <w:t xml:space="preserve"> to the phone so the device</w:t>
+      </w:r>
+    </w:p>
+    <w:p>
+      <w:r>
+        <w:t>matched the artifact — and immediately failed:</w:t>
+      </w:r>
+    </w:p>
+    <w:p>
+      <w:pPr>
+        <w:spacing w:after="200"/>
+        <w:ind w:left="280"/>
+      </w:pPr>
+      <w:r>
+        <w:rPr>
+          <w:rFonts w:ascii="Consolas" w:hAnsi="Consolas"/>
+          <w:color w:val="1F2328"/>
+          <w:sz w:val="17"/>
+        </w:rPr>
+        <w:t>adb: failed to install app-release.apk: Failure</w:t>
+        <w:br/>
+        <w:t>[INSTALL_FAILED_UPDATE_INCOMPATIBLE: Existing package com.bridge.applewatch</w:t>
+        <w:br/>
+        <w:t xml:space="preserve"> signatures do not match newer version; ignoring!]</w:t>
+      </w:r>
+    </w:p>
+    <w:p>
+      <w:pPr>
+        <w:pStyle w:val="Heading2"/>
+      </w:pPr>
+      <w:r>
+        <w:t>15.1 Root cause</w:t>
+      </w:r>
+    </w:p>
+    <w:p>
+      <w:r>
+        <w:t xml:space="preserve">The </w:t>
+      </w:r>
+      <w:r>
+        <w:rPr>
+          <w:rFonts w:ascii="Consolas" w:hAnsi="Consolas"/>
+          <w:color w:val="1F2328"/>
+          <w:sz w:val="18"/>
+        </w:rPr>
+        <w:t>release</w:t>
+      </w:r>
+      <w:r>
+        <w:t xml:space="preserve"> build type was signed with </w:t>
+      </w:r>
+      <w:r>
+        <w:rPr>
+          <w:rFonts w:ascii="Consolas" w:hAnsi="Consolas"/>
+          <w:color w:val="1F2328"/>
+          <w:sz w:val="18"/>
+        </w:rPr>
+        <w:t>signingConfigs.getByName("debug")</w:t>
+      </w:r>
+      <w:r>
+        <w:t>. **Gradle</w:t>
+      </w:r>
+    </w:p>
+    <w:p>
+      <w:r>
+        <w:t>generates a debug keystore on demand**, so every CI runner produced its own key. Three</w:t>
+      </w:r>
+    </w:p>
+    <w:p>
+      <w:r>
+        <w:t>distinct certificates were measured:</w:t>
+      </w:r>
+    </w:p>
+    <w:tbl>
+      <w:tblPr>
+        <w:tblStyle w:val="TableGrid"/>
+        <w:tblW w:type="auto" w:w="0"/>
+        <w:tblLook w:firstColumn="1" w:firstRow="1" w:lastColumn="0" w:lastRow="0" w:noHBand="0" w:noVBand="1" w:val="04A0"/>
+      </w:tblPr>
+      <w:tblGrid>
+        <w:gridCol w:w="4320"/>
+        <w:gridCol w:w="4320"/>
+      </w:tblGrid>
+      <w:tr>
+        <w:tc>
+          <w:tcPr>
+            <w:tcW w:type="dxa" w:w="4320"/>
+          </w:tcPr>
+          <w:p>
+            <w:r>
+              <w:rPr>
+                <w:b/>
+                <w:sz w:val="18"/>
+              </w:rPr>
+            </w:r>
+            <w:r>
+              <w:rPr>
+                <w:b/>
+                <w:sz w:val="18"/>
+              </w:rPr>
+              <w:t>Build</w:t>
+            </w:r>
+          </w:p>
+        </w:tc>
+        <w:tc>
+          <w:tcPr>
+            <w:tcW w:type="dxa" w:w="4320"/>
+          </w:tcPr>
+          <w:p>
+            <w:r>
+              <w:rPr>
+                <w:b/>
+                <w:sz w:val="18"/>
+              </w:rPr>
+            </w:r>
+            <w:r>
+              <w:rPr>
+                <w:b/>
+                <w:sz w:val="18"/>
+              </w:rPr>
+              <w:t>Certificate SHA-256</w:t>
+            </w:r>
+          </w:p>
+        </w:tc>
+      </w:tr>
+      <w:tr>
+        <w:tc>
+          <w:tcPr>
+            <w:tcW w:type="dxa" w:w="4320"/>
+          </w:tcPr>
+          <w:p>
+            <w:r>
+              <w:rPr>
+                <w:sz w:val="18"/>
+              </w:rPr>
+            </w:r>
+            <w:r>
+              <w:rPr>
+                <w:rFonts w:ascii="Consolas" w:hAnsi="Consolas"/>
+                <w:color w:val="1F2328"/>
+                <w:sz w:val="18"/>
+              </w:rPr>
+              <w:t>v1.2.3</w:t>
+            </w:r>
+            <w:r>
+              <w:rPr>
+                <w:sz w:val="18"/>
+              </w:rPr>
+              <w:t xml:space="preserve"> (published)</w:t>
+            </w:r>
+          </w:p>
+        </w:tc>
+        <w:tc>
+          <w:tcPr>
+            <w:tcW w:type="dxa" w:w="4320"/>
+          </w:tcPr>
+          <w:p>
+            <w:r>
+              <w:rPr>
+                <w:sz w:val="18"/>
+              </w:rPr>
+            </w:r>
+            <w:r>
+              <w:rPr>
+                <w:rFonts w:ascii="Consolas" w:hAnsi="Consolas"/>
+                <w:color w:val="1F2328"/>
+                <w:sz w:val="18"/>
+              </w:rPr>
+              <w:t>f7dbfda60e79d1470f5ebdd71e88d7e367b2c49ce4b8b8fafd5fcca4931ba476</w:t>
+            </w:r>
+          </w:p>
+        </w:tc>
+      </w:tr>
+      <w:tr>
+        <w:tc>
+          <w:tcPr>
+            <w:tcW w:type="dxa" w:w="4320"/>
+          </w:tcPr>
+          <w:p>
+            <w:r>
+              <w:rPr>
+                <w:sz w:val="18"/>
+              </w:rPr>
+            </w:r>
+            <w:r>
+              <w:rPr>
+                <w:rFonts w:ascii="Consolas" w:hAnsi="Consolas"/>
+                <w:color w:val="1F2328"/>
+                <w:sz w:val="18"/>
+              </w:rPr>
+              <w:t>v1.2.4</w:t>
+            </w:r>
+            <w:r>
+              <w:rPr>
+                <w:sz w:val="18"/>
+              </w:rPr>
+              <w:t xml:space="preserve"> (published)</w:t>
+            </w:r>
+          </w:p>
+        </w:tc>
+        <w:tc>
+          <w:tcPr>
+            <w:tcW w:type="dxa" w:w="4320"/>
+          </w:tcPr>
+          <w:p>
+            <w:r>
+              <w:rPr>
+                <w:sz w:val="18"/>
+              </w:rPr>
+            </w:r>
+            <w:r>
+              <w:rPr>
+                <w:rFonts w:ascii="Consolas" w:hAnsi="Consolas"/>
+                <w:color w:val="1F2328"/>
+                <w:sz w:val="18"/>
+              </w:rPr>
+              <w:t>42a41c9428a4654e95d29c8cd8348dd783f7b1942ab6131da7c973671c63069c</w:t>
+            </w:r>
+          </w:p>
+        </w:tc>
+      </w:tr>
+      <w:tr>
+        <w:tc>
+          <w:tcPr>
+            <w:tcW w:type="dxa" w:w="4320"/>
+          </w:tcPr>
+          <w:p>
+            <w:r>
+              <w:rPr>
+                <w:sz w:val="18"/>
+              </w:rPr>
+            </w:r>
+            <w:r>
+              <w:rPr>
+                <w:sz w:val="18"/>
+              </w:rPr>
+              <w:t>local build</w:t>
+            </w:r>
+          </w:p>
+        </w:tc>
+        <w:tc>
+          <w:tcPr>
+            <w:tcW w:type="dxa" w:w="4320"/>
+          </w:tcPr>
+          <w:p>
+            <w:r>
+              <w:rPr>
+                <w:sz w:val="18"/>
+              </w:rPr>
+            </w:r>
+            <w:r>
+              <w:rPr>
+                <w:rFonts w:ascii="Consolas" w:hAnsi="Consolas"/>
+                <w:color w:val="1F2328"/>
+                <w:sz w:val="18"/>
+              </w:rPr>
+              <w:t>62ef7742e35e742a94a071bba83631fd6db78b5b50961f7b45719d736500d7b5</w:t>
+            </w:r>
+          </w:p>
+        </w:tc>
+      </w:tr>
+    </w:tbl>
+    <w:p/>
+    <w:p>
+      <w:r>
+        <w:t xml:space="preserve">Consequence: </w:t>
+      </w:r>
+      <w:r>
+        <w:rPr>
+          <w:b/>
+        </w:rPr>
+        <w:t>no release could ever update the previous one.</w:t>
+      </w:r>
+      <w:r>
+        <w:t xml:space="preserve"> Every upgrade required an</w:t>
+      </w:r>
+    </w:p>
+    <w:p>
+      <w:r>
+        <w:t>uninstall, which discards the bridge token and the persisted step baseline.</w:t>
+      </w:r>
+    </w:p>
+    <w:p>
+      <w:pPr>
+        <w:pStyle w:val="Heading2"/>
+      </w:pPr>
+      <w:r>
+        <w:t>15.2 Why four mechanisms missed it</w:t>
+      </w:r>
+    </w:p>
+    <w:tbl>
+      <w:tblPr>
+        <w:tblStyle w:val="TableGrid"/>
+        <w:tblW w:type="auto" w:w="0"/>
+        <w:tblLook w:firstColumn="1" w:firstRow="1" w:lastColumn="0" w:lastRow="0" w:noHBand="0" w:noVBand="1" w:val="04A0"/>
+      </w:tblPr>
+      <w:tblGrid>
+        <w:gridCol w:w="4320"/>
+        <w:gridCol w:w="4320"/>
+      </w:tblGrid>
+      <w:tr>
+        <w:tc>
+          <w:tcPr>
+            <w:tcW w:type="dxa" w:w="4320"/>
+          </w:tcPr>
+          <w:p>
+            <w:r>
+              <w:rPr>
+                <w:b/>
+                <w:sz w:val="18"/>
+              </w:rPr>
+            </w:r>
+            <w:r>
+              <w:rPr>
+                <w:b/>
+                <w:sz w:val="18"/>
+              </w:rPr>
+              <w:t>Mechanism</w:t>
+            </w:r>
+          </w:p>
+        </w:tc>
+        <w:tc>
+          <w:tcPr>
+            <w:tcW w:type="dxa" w:w="4320"/>
+          </w:tcPr>
+          <w:p>
+            <w:r>
+              <w:rPr>
+                <w:b/>
+                <w:sz w:val="18"/>
+              </w:rPr>
+            </w:r>
+            <w:r>
+              <w:rPr>
+                <w:b/>
+                <w:sz w:val="18"/>
+              </w:rPr>
+              <w:t>Why not</w:t>
+            </w:r>
+          </w:p>
+        </w:tc>
+      </w:tr>
+      <w:tr>
+        <w:tc>
+          <w:tcPr>
+            <w:tcW w:type="dxa" w:w="4320"/>
+          </w:tcPr>
+          <w:p>
+            <w:r>
+              <w:rPr>
+                <w:sz w:val="18"/>
+              </w:rPr>
+            </w:r>
+            <w:r>
+              <w:rPr>
+                <w:sz w:val="18"/>
+              </w:rPr>
+              <w:t>Unit tests</w:t>
+            </w:r>
+          </w:p>
+        </w:tc>
+        <w:tc>
+          <w:tcPr>
+            <w:tcW w:type="dxa" w:w="4320"/>
+          </w:tcPr>
+          <w:p>
+            <w:r>
+              <w:rPr>
+                <w:sz w:val="18"/>
+              </w:rPr>
+            </w:r>
+            <w:r>
+              <w:rPr>
+                <w:sz w:val="18"/>
+              </w:rPr>
+              <w:t>Never install anything</w:t>
+            </w:r>
+          </w:p>
+        </w:tc>
+      </w:tr>
+      <w:tr>
+        <w:tc>
+          <w:tcPr>
+            <w:tcW w:type="dxa" w:w="4320"/>
+          </w:tcPr>
+          <w:p>
+            <w:r>
+              <w:rPr>
+                <w:sz w:val="18"/>
+              </w:rPr>
+            </w:r>
+            <w:r>
+              <w:rPr>
+                <w:sz w:val="18"/>
+              </w:rPr>
+              <w:t>CI</w:t>
+            </w:r>
+          </w:p>
+        </w:tc>
+        <w:tc>
+          <w:tcPr>
+            <w:tcW w:type="dxa" w:w="4320"/>
+          </w:tcPr>
+          <w:p>
+            <w:r>
+              <w:rPr>
+                <w:sz w:val="18"/>
+              </w:rPr>
+            </w:r>
+            <w:r>
+              <w:rPr>
+                <w:sz w:val="18"/>
+              </w:rPr>
+              <w:t>Builds both APKs and uploads them, but never installs one over another</w:t>
+            </w:r>
+          </w:p>
+        </w:tc>
+      </w:tr>
+      <w:tr>
+        <w:tc>
+          <w:tcPr>
+            <w:tcW w:type="dxa" w:w="4320"/>
+          </w:tcPr>
+          <w:p>
+            <w:r>
+              <w:rPr>
+                <w:sz w:val="18"/>
+              </w:rPr>
+            </w:r>
+            <w:r>
+              <w:rPr>
+                <w:sz w:val="18"/>
+              </w:rPr>
+              <w:t>Three adversarial audits</w:t>
+            </w:r>
+          </w:p>
+        </w:tc>
+        <w:tc>
+          <w:tcPr>
+            <w:tcW w:type="dxa" w:w="4320"/>
+          </w:tcPr>
+          <w:p>
+            <w:r>
+              <w:rPr>
+                <w:sz w:val="18"/>
+              </w:rPr>
+            </w:r>
+            <w:r>
+              <w:rPr>
+                <w:sz w:val="18"/>
+              </w:rPr>
+              <w:t>Read-only; no artifact is ever signed or installed</w:t>
+            </w:r>
+          </w:p>
+        </w:tc>
+      </w:tr>
+      <w:tr>
+        <w:tc>
+          <w:tcPr>
+            <w:tcW w:type="dxa" w:w="4320"/>
+          </w:tcPr>
+          <w:p>
+            <w:r>
+              <w:rPr>
+                <w:sz w:val="18"/>
+              </w:rPr>
+            </w:r>
+            <w:r>
+              <w:rPr>
+                <w:sz w:val="18"/>
+              </w:rPr>
+              <w:t>Field test (§6)</w:t>
+            </w:r>
+          </w:p>
+        </w:tc>
+        <w:tc>
+          <w:tcPr>
+            <w:tcW w:type="dxa" w:w="4320"/>
+          </w:tcPr>
+          <w:p>
+            <w:r>
+              <w:rPr>
+                <w:sz w:val="18"/>
+              </w:rPr>
+            </w:r>
+            <w:r>
+              <w:rPr>
+                <w:sz w:val="18"/>
+              </w:rPr>
+              <w:t xml:space="preserve">Installed a </w:t>
+            </w:r>
+            <w:r>
+              <w:rPr>
+                <w:b/>
+                <w:sz w:val="18"/>
+              </w:rPr>
+              <w:t>locally built</w:t>
+            </w:r>
+            <w:r>
+              <w:rPr>
+                <w:sz w:val="18"/>
+              </w:rPr>
+              <w:t xml:space="preserve"> APK, not a published one — and always after an uninstall, so a signature mismatch could not surface</w:t>
+            </w:r>
+          </w:p>
+        </w:tc>
+      </w:tr>
+    </w:tbl>
+    <w:p/>
+    <w:p>
+      <w:r>
+        <w:t>The only thing that could find it was **installing a published artifact over an existing</w:t>
+      </w:r>
+    </w:p>
+    <w:p>
+      <w:r>
+        <w:t>install**. That step had never been performed in four releases.</w:t>
+      </w:r>
+    </w:p>
+    <w:p>
+      <w:r>
+        <w:t>It also exposes a gap in this document's own method: §6 verified behaviour on the device, but</w:t>
+      </w:r>
+    </w:p>
+    <w:p>
+      <w:r>
+        <w:t>verified it against a locally built binary. "It works on the device" and "the release artifact</w:t>
+      </w:r>
+    </w:p>
+    <w:p>
+      <w:r>
+        <w:t>works on the device" are different claims, and only the first had been checked.</w:t>
+      </w:r>
+    </w:p>
+    <w:p>
+      <w:pPr>
+        <w:pStyle w:val="Heading2"/>
+      </w:pPr>
+      <w:r>
+        <w:t>15.3 Fix</w:t>
+      </w:r>
+    </w:p>
+    <w:p>
+      <w:r>
+        <w:t>A fixed, repository-committed sideload key (</w:t>
+      </w:r>
+      <w:r>
+        <w:rPr>
+          <w:rFonts w:ascii="Consolas" w:hAnsi="Consolas"/>
+          <w:color w:val="1F2328"/>
+          <w:sz w:val="18"/>
+        </w:rPr>
+        <w:t>ci/sideload.keystore</w:t>
+      </w:r>
+      <w:r>
+        <w:t xml:space="preserve">), used by CI </w:t>
+      </w:r>
+      <w:r>
+        <w:rPr>
+          <w:b/>
+        </w:rPr>
+        <w:t>and</w:t>
+      </w:r>
+      <w:r>
+        <w:t xml:space="preserve"> local</w:t>
+      </w:r>
+    </w:p>
+    <w:p>
+      <w:r>
+        <w:t xml:space="preserve">builds, password documented because the key is public, with </w:t>
+      </w:r>
+      <w:r>
+        <w:rPr>
+          <w:rFonts w:ascii="Consolas" w:hAnsi="Consolas"/>
+          <w:color w:val="1F2328"/>
+          <w:sz w:val="18"/>
+        </w:rPr>
+        <w:t>ci/README.md</w:t>
+      </w:r>
+      <w:r>
+        <w:t xml:space="preserve"> stating that it must</w:t>
+      </w:r>
+    </w:p>
+    <w:p>
+      <w:r>
+        <w:t>never be used for a Play upload and that rotating it means no installed build will upgrade</w:t>
+      </w:r>
+    </w:p>
+    <w:p>
+      <w:r>
+        <w:t xml:space="preserve">again. Bumped to </w:t>
+      </w:r>
+      <w:r>
+        <w:rPr>
+          <w:rFonts w:ascii="Consolas" w:hAnsi="Consolas"/>
+          <w:color w:val="1F2328"/>
+          <w:sz w:val="18"/>
+        </w:rPr>
+        <w:t>v1.2.5</w:t>
+      </w:r>
+      <w:r>
+        <w:t xml:space="preserve"> / </w:t>
+      </w:r>
+      <w:r>
+        <w:rPr>
+          <w:rFonts w:ascii="Consolas" w:hAnsi="Consolas"/>
+          <w:color w:val="1F2328"/>
+          <w:sz w:val="18"/>
+        </w:rPr>
+        <w:t>versionCode 10</w:t>
+      </w:r>
+      <w:r>
+        <w:t>.</w:t>
+      </w:r>
+    </w:p>
+    <w:p>
+      <w:pPr>
+        <w:pStyle w:val="Heading2"/>
+      </w:pPr>
+      <w:r>
+        <w:t>15.4 Verification</w:t>
+      </w:r>
+    </w:p>
+    <w:p>
+      <w:pPr>
+        <w:spacing w:after="200"/>
+        <w:ind w:left="280"/>
+      </w:pPr>
+      <w:r>
+        <w:rPr>
+          <w:rFonts w:ascii="Consolas" w:hAnsi="Consolas"/>
+          <w:color w:val="1F2328"/>
+          <w:sz w:val="17"/>
+        </w:rPr>
+        <w:t>CI-published v1.2.5 certificate : d1c1602825393a180791b78c17f27f3cee8cd41a32597512260ac3648e528101</w:t>
+        <w:br/>
+        <w:t>local build certificate         : d1c1602825393a180791b78c17f27f3cee8cd41a32597512260ac3648e528101</w:t>
+        <w:br/>
+        <w:br/>
+        <w:t>install published v1.2.5            -&gt; Success</w:t>
+        <w:br/>
+        <w:t>install local build OVER it         -&gt; Success</w:t>
+      </w:r>
+    </w:p>
+    <w:p>
+      <w:r>
+        <w:t>The last line is the property that was broken: cross-source, in-place upgrade now works.</w:t>
+      </w:r>
+    </w:p>
+    <w:p>
+      <w:r>
+        <w:t>One-off cost: any build already installed from the throwaway-key releases needs a single</w:t>
+      </w:r>
+    </w:p>
+    <w:p>
+      <w:r>
+        <w:t>uninstall to reach this lineage.</w:t>
+      </w:r>
+    </w:p>
+    <w:p>
+      <w:pPr>
+        <w:pStyle w:val="Heading2"/>
+      </w:pPr>
+      <w:r>
+        <w:t>15.5 The generalisable lesson</w:t>
+      </w:r>
+    </w:p>
+    <w:p>
+      <w:r>
+        <w:t>Every round in this document found its best defect in the mechanism the previous round did not</w:t>
+      </w:r>
+    </w:p>
+    <w:p>
+      <w:r>
+        <w:t>use (§14.3), and this round extends the pattern to the last step of the pipeline: **building,</w:t>
+      </w:r>
+    </w:p>
+    <w:p>
+      <w:r>
+        <w:t>signing and publishing are not the same as shipping.** A release artifact has properties —</w:t>
+      </w:r>
+    </w:p>
+    <w:p>
+      <w:r>
+        <w:t>signature, upgrade path, installability — that exist only when it is installed over an existing</w:t>
+      </w:r>
+    </w:p>
+    <w:p>
+      <w:r>
+        <w:t>one, and none of the four earlier mechanisms ever did that.</w:t>
       </w:r>
     </w:p>
     <w:sectPr>

--- a/docs/GEMINI_CONSOLIDATED_REVIEW.docx
+++ b/docs/GEMINI_CONSOLIDATED_REVIEW.docx
@@ -1086,7 +1086,7 @@
               <w:rPr>
                 <w:sz w:val="18"/>
               </w:rPr>
-              <w:t xml:space="preserve"> at the </w:t>
+              <w:t xml:space="preserve"> at </w:t>
             </w:r>
             <w:r>
               <w:rPr>
@@ -1094,13 +1094,13 @@
                 <w:color w:val="1F2328"/>
                 <w:sz w:val="18"/>
               </w:rPr>
-              <w:t>v1.2.5</w:t>
-            </w:r>
-            <w:r>
-              <w:rPr>
-                <w:sz w:val="18"/>
-              </w:rPr>
-              <w:t xml:space="preserve"> merge / tag </w:t>
+              <w:t>a16f968</w:t>
+            </w:r>
+            <w:r>
+              <w:rPr>
+                <w:sz w:val="18"/>
+              </w:rPr>
+              <w:t xml:space="preserve"> / tag </w:t>
             </w:r>
             <w:r>
               <w:rPr>
@@ -1108,7 +1108,7 @@
                 <w:color w:val="1F2328"/>
                 <w:sz w:val="18"/>
               </w:rPr>
-              <w:t>v1.2.5</w:t>
+              <w:t>v1.2.6</w:t>
             </w:r>
           </w:p>
         </w:tc>
@@ -1851,7 +1851,7 @@
               <w:rPr>
                 <w:sz w:val="18"/>
               </w:rPr>
-              <w:t>see release</w:t>
+              <w:t>2,534,644 B</w:t>
             </w:r>
           </w:p>
         </w:tc>
@@ -1874,6 +1874,102 @@
           </w:p>
         </w:tc>
       </w:tr>
+      <w:tr>
+        <w:tc>
+          <w:tcPr>
+            <w:tcW w:type="dxa" w:w="1728"/>
+          </w:tcPr>
+          <w:p>
+            <w:r>
+              <w:rPr>
+                <w:sz w:val="18"/>
+              </w:rPr>
+            </w:r>
+            <w:r>
+              <w:rPr>
+                <w:rFonts w:ascii="Consolas" w:hAnsi="Consolas"/>
+                <w:color w:val="1F2328"/>
+                <w:sz w:val="18"/>
+              </w:rPr>
+              <w:t>v1.2.6</w:t>
+            </w:r>
+          </w:p>
+        </w:tc>
+        <w:tc>
+          <w:tcPr>
+            <w:tcW w:type="dxa" w:w="1728"/>
+          </w:tcPr>
+          <w:p>
+            <w:r>
+              <w:rPr>
+                <w:sz w:val="18"/>
+              </w:rPr>
+            </w:r>
+            <w:r>
+              <w:rPr>
+                <w:rFonts w:ascii="Consolas" w:hAnsi="Consolas"/>
+                <w:color w:val="1F2328"/>
+                <w:sz w:val="18"/>
+              </w:rPr>
+              <w:t>a16f968</w:t>
+            </w:r>
+          </w:p>
+        </w:tc>
+        <w:tc>
+          <w:tcPr>
+            <w:tcW w:type="dxa" w:w="1728"/>
+          </w:tcPr>
+          <w:p>
+            <w:r>
+              <w:rPr>
+                <w:sz w:val="18"/>
+              </w:rPr>
+            </w:r>
+            <w:r>
+              <w:rPr>
+                <w:sz w:val="18"/>
+              </w:rPr>
+              <w:t>2026-10-17 18:56</w:t>
+            </w:r>
+          </w:p>
+        </w:tc>
+        <w:tc>
+          <w:tcPr>
+            <w:tcW w:type="dxa" w:w="1728"/>
+          </w:tcPr>
+          <w:p>
+            <w:r>
+              <w:rPr>
+                <w:sz w:val="18"/>
+              </w:rPr>
+            </w:r>
+            <w:r>
+              <w:rPr>
+                <w:sz w:val="18"/>
+              </w:rPr>
+              <w:t>2,534,644 B</w:t>
+            </w:r>
+          </w:p>
+        </w:tc>
+        <w:tc>
+          <w:tcPr>
+            <w:tcW w:type="dxa" w:w="1728"/>
+          </w:tcPr>
+          <w:p>
+            <w:r>
+              <w:rPr>
+                <w:sz w:val="18"/>
+              </w:rPr>
+            </w:r>
+            <w:r>
+              <w:rPr>
+                <w:sz w:val="18"/>
+              </w:rPr>
+              <w:t>130</w:t>
+            </w:r>
+          </w:p>
+        </w:tc>
+      </w:tr>
     </w:tbl>
     <w:p/>
     <w:p>
@@ -1977,7 +2073,7 @@
     </w:p>
     <w:p>
       <w:r>
-        <w:t xml:space="preserve">56 tracked files, 1,375,665 bytes, 20,472 lines (reproducible via </w:t>
+        <w:t xml:space="preserve">56 tracked files, 1,387,418 bytes, 20,662 lines (reproducible via </w:t>
       </w:r>
       <w:r>
         <w:rPr>
@@ -9523,6 +9619,1019 @@
     <w:p>
       <w:r>
         <w:t>one, and none of the four earlier mechanisms ever did that.</w:t>
+      </w:r>
+    </w:p>
+    <w:p>
+      <w:pPr>
+        <w:jc w:val="center"/>
+      </w:pPr>
+      <w:r>
+        <w:rPr>
+          <w:color w:val="888888"/>
+          <w:sz w:val="18"/>
+        </w:rPr>
+        <w:t>• • •</w:t>
+      </w:r>
+    </w:p>
+    <w:p>
+      <w:pPr>
+        <w:pStyle w:val="Heading1"/>
+      </w:pPr>
+      <w:r>
+        <w:t>16. `v1.2.6` — value-level verification on hardware, and three more defects</w:t>
+      </w:r>
+    </w:p>
+    <w:p>
+      <w:r>
+        <w:t>With every permission granted on the OnePlus 10T, the read-back diagnostic made it possible to</w:t>
+      </w:r>
+    </w:p>
+    <w:p>
+      <w:r>
+        <w:t xml:space="preserve">check </w:t>
+      </w:r>
+      <w:r>
+        <w:rPr>
+          <w:b/>
+        </w:rPr>
+        <w:t>stored values</w:t>
+      </w:r>
+      <w:r>
+        <w:t>, not just record counts. Three defects surfaced, one of them in that</w:t>
+      </w:r>
+    </w:p>
+    <w:p>
+      <w:r>
+        <w:t>diagnostic itself.</w:t>
+      </w:r>
+    </w:p>
+    <w:p>
+      <w:pPr>
+        <w:pStyle w:val="Heading2"/>
+      </w:pPr>
+      <w:r>
+        <w:t>16.1 The read-back diagnostic was silently truncating</w:t>
+      </w:r>
+    </w:p>
+    <w:p>
+      <w:r>
+        <w:rPr>
+          <w:rFonts w:ascii="Consolas" w:hAnsi="Consolas"/>
+          <w:color w:val="1F2328"/>
+          <w:sz w:val="18"/>
+        </w:rPr>
+        <w:t>GET /verify-hc</w:t>
+      </w:r>
+      <w:r>
+        <w:t xml:space="preserve"> used </w:t>
+      </w:r>
+      <w:r>
+        <w:rPr>
+          <w:rFonts w:ascii="Consolas" w:hAnsi="Consolas"/>
+          <w:color w:val="1F2328"/>
+          <w:sz w:val="18"/>
+        </w:rPr>
+        <w:t>readRecords</w:t>
+      </w:r>
+      <w:r>
+        <w:t xml:space="preserve">, which returns </w:t>
+      </w:r>
+      <w:r>
+        <w:rPr>
+          <w:b/>
+        </w:rPr>
+        <w:t>one page</w:t>
+      </w:r>
+      <w:r>
+        <w:t>. A 5,000-record XML import was</w:t>
+      </w:r>
+    </w:p>
+    <w:p>
+      <w:r>
+        <w:t>reported as 1,000 heart-rate and 1,000 step records. That is the same silent-truncation class</w:t>
+      </w:r>
+    </w:p>
+    <w:p>
+      <w:r>
+        <w:t>this project keeps finding — this time inside the tool built to catch it.</w:t>
+      </w:r>
+    </w:p>
+    <w:p>
+      <w:pPr>
+        <w:spacing w:after="200"/>
+        <w:ind w:left="280"/>
+      </w:pPr>
+      <w:r>
+        <w:rPr>
+          <w:rFonts w:ascii="Consolas" w:hAnsi="Consolas"/>
+          <w:color w:val="1F2328"/>
+          <w:sz w:val="17"/>
+        </w:rPr>
+        <w:t>before pagination: heartRate 1000, steps 1000      (wrong)</w:t>
+        <w:br/>
+        <w:t>after  pagination: heartRate 3010, steps 2005      (3000 + 2000 imported, plus live)</w:t>
+      </w:r>
+    </w:p>
+    <w:p>
+      <w:r>
+        <w:t xml:space="preserve">It now follows </w:t>
+      </w:r>
+      <w:r>
+        <w:rPr>
+          <w:rFonts w:ascii="Consolas" w:hAnsi="Consolas"/>
+          <w:color w:val="1F2328"/>
+          <w:sz w:val="18"/>
+        </w:rPr>
+        <w:t>pageToken</w:t>
+      </w:r>
+      <w:r>
+        <w:t xml:space="preserve"> to exhaustion, capped at 50,000 records to bound memory.</w:t>
+      </w:r>
+    </w:p>
+    <w:p>
+      <w:pPr>
+        <w:pStyle w:val="Heading2"/>
+      </w:pPr>
+      <w:r>
+        <w:t>16.2 The window was fixed at one hour, hiding every import</w:t>
+      </w:r>
+    </w:p>
+    <w:p>
+      <w:r>
+        <w:t xml:space="preserve">An XML import writes </w:t>
+      </w:r>
+      <w:r>
+        <w:rPr>
+          <w:b/>
+        </w:rPr>
+        <w:t>historical</w:t>
+      </w:r>
+      <w:r>
+        <w:t xml:space="preserve"> records, so it fell outside the diagnostic's one-hour</w:t>
+      </w:r>
+    </w:p>
+    <w:p>
+      <w:r>
+        <w:t xml:space="preserve">window: the app reported </w:t>
+      </w:r>
+      <w:r>
+        <w:rPr>
+          <w:rFonts w:ascii="Consolas" w:hAnsi="Consolas"/>
+          <w:color w:val="1F2328"/>
+          <w:sz w:val="18"/>
+        </w:rPr>
+        <w:t>Imported 5000 of 5000</w:t>
+      </w:r>
+      <w:r>
+        <w:t xml:space="preserve"> while read-back showed nothing at all. It now</w:t>
+      </w:r>
+    </w:p>
+    <w:p>
+      <w:r>
+        <w:t xml:space="preserve">accepts </w:t>
+      </w:r>
+      <w:r>
+        <w:rPr>
+          <w:rFonts w:ascii="Consolas" w:hAnsi="Consolas"/>
+          <w:color w:val="1F2328"/>
+          <w:sz w:val="18"/>
+        </w:rPr>
+        <w:t>?hours=N</w:t>
+      </w:r>
+      <w:r>
+        <w:t xml:space="preserve"> (1..8760), default 1.</w:t>
+      </w:r>
+    </w:p>
+    <w:p>
+      <w:pPr>
+        <w:pStyle w:val="Heading2"/>
+      </w:pPr>
+      <w:r>
+        <w:t>16.3 The service did not start when permissions were granted from Settings</w:t>
+      </w:r>
+    </w:p>
+    <w:p>
+      <w:r>
+        <w:t xml:space="preserve">The foreground service was started </w:t>
+      </w:r>
+      <w:r>
+        <w:rPr>
+          <w:b/>
+        </w:rPr>
+        <w:t>only</w:t>
+      </w:r>
+      <w:r>
+        <w:t xml:space="preserve"> from the permission-dialog callback. Granting the</w:t>
+      </w:r>
+    </w:p>
+    <w:p>
+      <w:r>
+        <w:t>Bluetooth permissions in system Settings while the app was alive did nothing: the app logged</w:t>
+      </w:r>
+    </w:p>
+    <w:p>
+      <w:r>
+        <w:rPr>
+          <w:rFonts w:ascii="Consolas" w:hAnsi="Consolas"/>
+          <w:color w:val="1F2328"/>
+          <w:sz w:val="18"/>
+        </w:rPr>
+        <w:t>Bluetooth permissions required to start Foreground Service</w:t>
+      </w:r>
+      <w:r>
+        <w:t xml:space="preserve"> and the HTTP server never bound</w:t>
+      </w:r>
+    </w:p>
+    <w:p>
+      <w:r>
+        <w:t>until the process was killed and reopened. This is not hypothetical — it happened during this</w:t>
+      </w:r>
+    </w:p>
+    <w:p>
+      <w:r>
+        <w:t>session, and it is why the device appeared broken after permissions were granted.</w:t>
+      </w:r>
+    </w:p>
+    <w:p>
+      <w:r>
+        <w:t xml:space="preserve">The check is now a single helper called from the dialog callback </w:t>
+      </w:r>
+      <w:r>
+        <w:rPr>
+          <w:b/>
+        </w:rPr>
+        <w:t>and</w:t>
+      </w:r>
+      <w:r>
+        <w:t xml:space="preserve"> from </w:t>
+      </w:r>
+      <w:r>
+        <w:rPr>
+          <w:rFonts w:ascii="Consolas" w:hAnsi="Consolas"/>
+          <w:color w:val="1F2328"/>
+          <w:sz w:val="18"/>
+        </w:rPr>
+        <w:t>ON_RESUME</w:t>
+      </w:r>
+      <w:r>
+        <w:t>,</w:t>
+      </w:r>
+    </w:p>
+    <w:p>
+      <w:r>
+        <w:t>which also refreshes the auth-token badge and the Health Connect authorisation state.</w:t>
+      </w:r>
+    </w:p>
+    <w:p>
+      <w:r>
+        <w:rPr>
+          <w:b/>
+        </w:rPr>
+        <w:t>Verified on the device:</w:t>
+      </w:r>
+      <w:r>
+        <w:t xml:space="preserve"> with the runtime permissions granted while the app sat in the</w:t>
+      </w:r>
+    </w:p>
+    <w:p>
+      <w:r>
+        <w:t xml:space="preserve">background, reopening it brought </w:t>
+      </w:r>
+      <w:r>
+        <w:rPr>
+          <w:rFonts w:ascii="Consolas" w:hAnsi="Consolas"/>
+          <w:color w:val="1F2328"/>
+          <w:sz w:val="18"/>
+        </w:rPr>
+        <w:t>:8484</w:t>
+      </w:r>
+      <w:r>
+        <w:t xml:space="preserve"> up and the service went foreground.</w:t>
+      </w:r>
+    </w:p>
+    <w:p>
+      <w:pPr>
+        <w:pStyle w:val="Heading2"/>
+      </w:pPr>
+      <w:r>
+        <w:t>16.4 Value-level confirmation, which had never been possible before</w:t>
+      </w:r>
+    </w:p>
+    <w:tbl>
+      <w:tblPr>
+        <w:tblStyle w:val="TableGrid"/>
+        <w:tblW w:type="auto" w:w="0"/>
+        <w:tblLook w:firstColumn="1" w:firstRow="1" w:lastColumn="0" w:lastRow="0" w:noHBand="0" w:noVBand="1" w:val="04A0"/>
+      </w:tblPr>
+      <w:tblGrid>
+        <w:gridCol w:w="4320"/>
+        <w:gridCol w:w="4320"/>
+      </w:tblGrid>
+      <w:tr>
+        <w:tc>
+          <w:tcPr>
+            <w:tcW w:type="dxa" w:w="4320"/>
+          </w:tcPr>
+          <w:p>
+            <w:r>
+              <w:rPr>
+                <w:b/>
+                <w:sz w:val="18"/>
+              </w:rPr>
+            </w:r>
+            <w:r>
+              <w:rPr>
+                <w:b/>
+                <w:sz w:val="18"/>
+              </w:rPr>
+              <w:t>Check</w:t>
+            </w:r>
+          </w:p>
+        </w:tc>
+        <w:tc>
+          <w:tcPr>
+            <w:tcW w:type="dxa" w:w="4320"/>
+          </w:tcPr>
+          <w:p>
+            <w:r>
+              <w:rPr>
+                <w:b/>
+                <w:sz w:val="18"/>
+              </w:rPr>
+            </w:r>
+            <w:r>
+              <w:rPr>
+                <w:b/>
+                <w:sz w:val="18"/>
+              </w:rPr>
+              <w:t>Result</w:t>
+            </w:r>
+          </w:p>
+        </w:tc>
+      </w:tr>
+      <w:tr>
+        <w:tc>
+          <w:tcPr>
+            <w:tcW w:type="dxa" w:w="4320"/>
+          </w:tcPr>
+          <w:p>
+            <w:r>
+              <w:rPr>
+                <w:sz w:val="18"/>
+              </w:rPr>
+            </w:r>
+            <w:r>
+              <w:rPr>
+                <w:sz w:val="18"/>
+              </w:rPr>
+              <w:t>Step delta correctness</w:t>
+            </w:r>
+          </w:p>
+        </w:tc>
+        <w:tc>
+          <w:tcPr>
+            <w:tcW w:type="dxa" w:w="4320"/>
+          </w:tcPr>
+          <w:p>
+            <w:r>
+              <w:rPr>
+                <w:sz w:val="18"/>
+              </w:rPr>
+            </w:r>
+            <w:r>
+              <w:rPr>
+                <w:sz w:val="18"/>
+              </w:rPr>
+              <w:t xml:space="preserve">cumulative 1000 then 1500 stored </w:t>
+            </w:r>
+            <w:r>
+              <w:rPr>
+                <w:b/>
+                <w:sz w:val="18"/>
+              </w:rPr>
+              <w:t>one</w:t>
+            </w:r>
+            <w:r>
+              <w:rPr>
+                <w:sz w:val="18"/>
+              </w:rPr>
+              <w:t xml:space="preserve"> record with </w:t>
+            </w:r>
+            <w:r>
+              <w:rPr>
+                <w:rFonts w:ascii="Consolas" w:hAnsi="Consolas"/>
+                <w:color w:val="1F2328"/>
+                <w:sz w:val="18"/>
+              </w:rPr>
+              <w:t>totals.steps = 500</w:t>
+            </w:r>
+            <w:r>
+              <w:rPr>
+                <w:sz w:val="18"/>
+              </w:rPr>
+              <w:t>, not 1500</w:t>
+            </w:r>
+          </w:p>
+        </w:tc>
+      </w:tr>
+      <w:tr>
+        <w:tc>
+          <w:tcPr>
+            <w:tcW w:type="dxa" w:w="4320"/>
+          </w:tcPr>
+          <w:p>
+            <w:r>
+              <w:rPr>
+                <w:sz w:val="18"/>
+              </w:rPr>
+            </w:r>
+            <w:r>
+              <w:rPr>
+                <w:sz w:val="18"/>
+              </w:rPr>
+              <w:t>Values land exactly</w:t>
+            </w:r>
+          </w:p>
+        </w:tc>
+        <w:tc>
+          <w:tcPr>
+            <w:tcW w:type="dxa" w:w="4320"/>
+          </w:tcPr>
+          <w:p>
+            <w:r>
+              <w:rPr>
+                <w:sz w:val="18"/>
+              </w:rPr>
+            </w:r>
+            <w:r>
+              <w:rPr>
+                <w:sz w:val="18"/>
+              </w:rPr>
+              <w:t xml:space="preserve">distance </w:t>
+            </w:r>
+            <w:r>
+              <w:rPr>
+                <w:rFonts w:ascii="Consolas" w:hAnsi="Consolas"/>
+                <w:color w:val="1F2328"/>
+                <w:sz w:val="18"/>
+              </w:rPr>
+              <w:t>3100 m</w:t>
+            </w:r>
+            <w:r>
+              <w:rPr>
+                <w:sz w:val="18"/>
+              </w:rPr>
+              <w:t xml:space="preserve">, calories </w:t>
+            </w:r>
+            <w:r>
+              <w:rPr>
+                <w:rFonts w:ascii="Consolas" w:hAnsi="Consolas"/>
+                <w:color w:val="1F2328"/>
+                <w:sz w:val="18"/>
+              </w:rPr>
+              <w:t>355 kcal</w:t>
+            </w:r>
+            <w:r>
+              <w:rPr>
+                <w:sz w:val="18"/>
+              </w:rPr>
+              <w:t xml:space="preserve">, floors </w:t>
+            </w:r>
+            <w:r>
+              <w:rPr>
+                <w:rFonts w:ascii="Consolas" w:hAnsi="Consolas"/>
+                <w:color w:val="1F2328"/>
+                <w:sz w:val="18"/>
+              </w:rPr>
+              <w:t>9</w:t>
+            </w:r>
+          </w:p>
+        </w:tc>
+      </w:tr>
+      <w:tr>
+        <w:tc>
+          <w:tcPr>
+            <w:tcW w:type="dxa" w:w="4320"/>
+          </w:tcPr>
+          <w:p>
+            <w:r>
+              <w:rPr>
+                <w:sz w:val="18"/>
+              </w:rPr>
+            </w:r>
+            <w:r>
+              <w:rPr>
+                <w:sz w:val="18"/>
+              </w:rPr>
+              <w:t>Out-of-range guard</w:t>
+            </w:r>
+          </w:p>
+        </w:tc>
+        <w:tc>
+          <w:tcPr>
+            <w:tcW w:type="dxa" w:w="4320"/>
+          </w:tcPr>
+          <w:p>
+            <w:r>
+              <w:rPr>
+                <w:sz w:val="18"/>
+              </w:rPr>
+            </w:r>
+            <w:r>
+              <w:rPr>
+                <w:sz w:val="18"/>
+              </w:rPr>
+              <w:t>heart rate 290 → no record created, dashboard unchanged at 68</w:t>
+            </w:r>
+          </w:p>
+        </w:tc>
+      </w:tr>
+      <w:tr>
+        <w:tc>
+          <w:tcPr>
+            <w:tcW w:type="dxa" w:w="4320"/>
+          </w:tcPr>
+          <w:p>
+            <w:r>
+              <w:rPr>
+                <w:sz w:val="18"/>
+              </w:rPr>
+            </w:r>
+            <w:r>
+              <w:rPr>
+                <w:sz w:val="18"/>
+              </w:rPr>
+              <w:t>XML import idempotency</w:t>
+            </w:r>
+          </w:p>
+        </w:tc>
+        <w:tc>
+          <w:tcPr>
+            <w:tcW w:type="dxa" w:w="4320"/>
+          </w:tcPr>
+          <w:p>
+            <w:r>
+              <w:rPr>
+                <w:sz w:val="18"/>
+              </w:rPr>
+            </w:r>
+            <w:r>
+              <w:rPr>
+                <w:sz w:val="18"/>
+              </w:rPr>
+              <w:t xml:space="preserve">a second identical import changed </w:t>
+            </w:r>
+            <w:r>
+              <w:rPr>
+                <w:b/>
+                <w:sz w:val="18"/>
+              </w:rPr>
+              <w:t>nothing</w:t>
+            </w:r>
+            <w:r>
+              <w:rPr>
+                <w:sz w:val="18"/>
+              </w:rPr>
+              <w:t xml:space="preserve"> (same deterministic ids)</w:t>
+            </w:r>
+          </w:p>
+        </w:tc>
+      </w:tr>
+      <w:tr>
+        <w:tc>
+          <w:tcPr>
+            <w:tcW w:type="dxa" w:w="4320"/>
+          </w:tcPr>
+          <w:p>
+            <w:r>
+              <w:rPr>
+                <w:sz w:val="18"/>
+              </w:rPr>
+            </w:r>
+            <w:r>
+              <w:rPr>
+                <w:sz w:val="18"/>
+              </w:rPr>
+              <w:t>Webhook idempotency</w:t>
+            </w:r>
+          </w:p>
+        </w:tc>
+        <w:tc>
+          <w:tcPr>
+            <w:tcW w:type="dxa" w:w="4320"/>
+          </w:tcPr>
+          <w:p>
+            <w:r>
+              <w:rPr>
+                <w:sz w:val="18"/>
+              </w:rPr>
+            </w:r>
+            <w:r>
+              <w:rPr>
+                <w:sz w:val="18"/>
+              </w:rPr>
+              <w:t xml:space="preserve">two identical deliveries added </w:t>
+            </w:r>
+            <w:r>
+              <w:rPr>
+                <w:b/>
+                <w:sz w:val="18"/>
+              </w:rPr>
+              <w:t>500 m</w:t>
+            </w:r>
+            <w:r>
+              <w:rPr>
+                <w:sz w:val="18"/>
+              </w:rPr>
+              <w:t xml:space="preserve"> of duplicate distance — the documented Q3 tradeoff, now measured</w:t>
+            </w:r>
+          </w:p>
+        </w:tc>
+      </w:tr>
+      <w:tr>
+        <w:tc>
+          <w:tcPr>
+            <w:tcW w:type="dxa" w:w="4320"/>
+          </w:tcPr>
+          <w:p>
+            <w:r>
+              <w:rPr>
+                <w:sz w:val="18"/>
+              </w:rPr>
+            </w:r>
+            <w:r>
+              <w:rPr>
+                <w:sz w:val="18"/>
+              </w:rPr>
+              <w:t>5,000-record import</w:t>
+            </w:r>
+          </w:p>
+        </w:tc>
+        <w:tc>
+          <w:tcPr>
+            <w:tcW w:type="dxa" w:w="4320"/>
+          </w:tcPr>
+          <w:p>
+            <w:r>
+              <w:rPr>
+                <w:sz w:val="18"/>
+              </w:rPr>
+            </w:r>
+            <w:r>
+              <w:rPr>
+                <w:sz w:val="18"/>
+              </w:rPr>
+              <w:t xml:space="preserve">all ten chunks completed, </w:t>
+            </w:r>
+            <w:r>
+              <w:rPr>
+                <w:b/>
+                <w:sz w:val="18"/>
+              </w:rPr>
+              <w:t>no rate limiting observed</w:t>
+            </w:r>
+            <w:r>
+              <w:rPr>
+                <w:sz w:val="18"/>
+              </w:rPr>
+              <w:t xml:space="preserve"> at this size</w:t>
+            </w:r>
+          </w:p>
+        </w:tc>
+      </w:tr>
+      <w:tr>
+        <w:tc>
+          <w:tcPr>
+            <w:tcW w:type="dxa" w:w="4320"/>
+          </w:tcPr>
+          <w:p>
+            <w:r>
+              <w:rPr>
+                <w:sz w:val="18"/>
+              </w:rPr>
+            </w:r>
+            <w:r>
+              <w:rPr>
+                <w:sz w:val="18"/>
+              </w:rPr>
+              <w:t>Auth matrix</w:t>
+            </w:r>
+          </w:p>
+        </w:tc>
+        <w:tc>
+          <w:tcPr>
+            <w:tcW w:type="dxa" w:w="4320"/>
+          </w:tcPr>
+          <w:p>
+            <w:r>
+              <w:rPr>
+                <w:sz w:val="18"/>
+              </w:rPr>
+            </w:r>
+            <w:r>
+              <w:rPr>
+                <w:sz w:val="18"/>
+              </w:rPr>
+              <w:t xml:space="preserve">401 without token, 200 with it, 401 with a wrong one; </w:t>
+            </w:r>
+            <w:r>
+              <w:rPr>
+                <w:rFonts w:ascii="Consolas" w:hAnsi="Consolas"/>
+                <w:color w:val="1F2328"/>
+                <w:sz w:val="18"/>
+              </w:rPr>
+              <w:t>/status</w:t>
+            </w:r>
+            <w:r>
+              <w:rPr>
+                <w:sz w:val="18"/>
+              </w:rPr>
+              <w:t xml:space="preserve"> and </w:t>
+            </w:r>
+            <w:r>
+              <w:rPr>
+                <w:rFonts w:ascii="Consolas" w:hAnsi="Consolas"/>
+                <w:color w:val="1F2328"/>
+                <w:sz w:val="18"/>
+              </w:rPr>
+              <w:t>/verify-hc</w:t>
+            </w:r>
+            <w:r>
+              <w:rPr>
+                <w:sz w:val="18"/>
+              </w:rPr>
+              <w:t xml:space="preserve"> both protected; token-in-body accepted; CORS preflight 204</w:t>
+            </w:r>
+          </w:p>
+        </w:tc>
+      </w:tr>
+    </w:tbl>
+    <w:p/>
+    <w:p>
+      <w:pPr>
+        <w:pStyle w:val="Heading2"/>
+      </w:pPr>
+      <w:r>
+        <w:t>16.5 Test isolation was load-bearing</w:t>
+      </w:r>
+    </w:p>
+    <w:p>
+      <w:r>
+        <w:t xml:space="preserve">The first </w:t>
+      </w:r>
+      <w:r>
+        <w:rPr>
+          <w:rFonts w:ascii="Consolas" w:hAnsi="Consolas"/>
+          <w:color w:val="1F2328"/>
+          <w:sz w:val="18"/>
+        </w:rPr>
+        <w:t>v1.2.6</w:t>
+      </w:r>
+      <w:r>
+        <w:t xml:space="preserve"> release build failed two tests that had </w:t>
+      </w:r>
+      <w:r>
+        <w:rPr>
+          <w:b/>
+        </w:rPr>
+        <w:t>just passed on the PR</w:t>
+      </w:r>
+      <w:r>
+        <w:t>. The cause</w:t>
+      </w:r>
+    </w:p>
+    <w:p>
+      <w:r>
+        <w:t xml:space="preserve">was not timing: </w:t>
+      </w:r>
+      <w:r>
+        <w:rPr>
+          <w:rFonts w:ascii="Consolas" w:hAnsi="Consolas"/>
+          <w:color w:val="1F2328"/>
+          <w:sz w:val="18"/>
+        </w:rPr>
+        <w:t>WatchBridgeServiceTest</w:t>
+      </w:r>
+      <w:r>
+        <w:t xml:space="preserve"> shares one service through a </w:t>
+      </w:r>
+      <w:r>
+        <w:rPr>
+          <w:rFonts w:ascii="Consolas" w:hAnsi="Consolas"/>
+          <w:color w:val="1F2328"/>
+          <w:sz w:val="18"/>
+        </w:rPr>
+        <w:t>bridge</w:t>
+      </w:r>
+      <w:r>
+        <w:t xml:space="preserve"> field, and the</w:t>
+      </w:r>
+    </w:p>
+    <w:p>
+      <w:r>
+        <w:t xml:space="preserve">sink-override tests install a fake </w:t>
+      </w:r>
+      <w:r>
+        <w:rPr>
+          <w:rFonts w:ascii="Consolas" w:hAnsi="Consolas"/>
+          <w:color w:val="1F2328"/>
+          <w:sz w:val="18"/>
+        </w:rPr>
+        <w:t>HealthDataSink</w:t>
+      </w:r>
+      <w:r>
+        <w:t xml:space="preserve"> on it. Cleanup was a trailing</w:t>
+      </w:r>
+    </w:p>
+    <w:p>
+      <w:r>
+        <w:rPr>
+          <w:rFonts w:ascii="Consolas" w:hAnsi="Consolas"/>
+          <w:color w:val="1F2328"/>
+          <w:sz w:val="18"/>
+        </w:rPr>
+        <w:t>stopBridge()</w:t>
+      </w:r>
+      <w:r>
+        <w:t xml:space="preserve"> *inside* each test, so a test failing earlier left both the listener and its</w:t>
+      </w:r>
+    </w:p>
+    <w:p>
+      <w:r>
+        <w:t>fake sink installed, and the next test ran against another test's double. **Test order was</w:t>
+      </w:r>
+    </w:p>
+    <w:p>
+      <w:r>
+        <w:t>load-bearing.**</w:t>
+      </w:r>
+    </w:p>
+    <w:p>
+      <w:r>
+        <w:t xml:space="preserve">Fixed with an </w:t>
+      </w:r>
+      <w:r>
+        <w:rPr>
+          <w:rFonts w:ascii="Consolas" w:hAnsi="Consolas"/>
+          <w:color w:val="1F2328"/>
+          <w:sz w:val="18"/>
+        </w:rPr>
+        <w:t>@After</w:t>
+      </w:r>
+      <w:r>
+        <w:t xml:space="preserve"> that tears the listener down after every test, plus retry on the one</w:t>
+      </w:r>
+    </w:p>
+    <w:p>
+      <w:r>
+        <w:t>request that lacked it. Six consecutive local runs green.</w:t>
+      </w:r>
+    </w:p>
+    <w:p>
+      <w:r>
+        <w:t>This is the third time in this document that a green suite turned out to be green for the wrong</w:t>
+      </w:r>
+    </w:p>
+    <w:p>
+      <w:r>
+        <w:t>reason (§5.2's stale test name, §6's stubbed XML parser, and now order-dependent state).</w:t>
+      </w:r>
+    </w:p>
+    <w:p>
+      <w:pPr>
+        <w:pStyle w:val="Heading2"/>
+      </w:pPr>
+      <w:r>
+        <w:t>16.6 A correction to an earlier guess</w:t>
+      </w:r>
+    </w:p>
+    <w:p>
+      <w:r>
+        <w:t>After the first uninstall in §15 I noted that read-back showed zero and suggested uninstalling</w:t>
+      </w:r>
+    </w:p>
+    <w:p>
+      <w:r>
+        <w:t>had deleted the Health Connect records. That was wrong: the read-back window was still one</w:t>
+      </w:r>
+    </w:p>
+    <w:p>
+      <w:r>
+        <w:t>hour, and the records were simply outside it. Two uninstalls later the full history is intact</w:t>
+      </w:r>
+    </w:p>
+    <w:p>
+      <w:r>
+        <w:t>(</w:t>
+      </w:r>
+      <w:r>
+        <w:rPr>
+          <w:rFonts w:ascii="Consolas" w:hAnsi="Consolas"/>
+          <w:color w:val="1F2328"/>
+          <w:sz w:val="18"/>
+        </w:rPr>
+        <w:t>totals.steps = 52,721</w:t>
+      </w:r>
+      <w:r>
+        <w:t>). Health Connect retained the data.</w:t>
+      </w:r>
+    </w:p>
+    <w:p>
+      <w:pPr>
+        <w:pStyle w:val="Heading2"/>
+      </w:pPr>
+      <w:r>
+        <w:t>16.7 One more release-pipeline check</w:t>
+      </w:r>
+    </w:p>
+    <w:p>
+      <w:r>
+        <w:rPr>
+          <w:rFonts w:ascii="Consolas" w:hAnsi="Consolas"/>
+          <w:color w:val="1F2328"/>
+          <w:sz w:val="18"/>
+        </w:rPr>
+        <w:t>v1.2.0</w:t>
+      </w:r>
+      <w:r>
+        <w:t xml:space="preserve"> through </w:t>
+      </w:r>
+      <w:r>
+        <w:rPr>
+          <w:rFonts w:ascii="Consolas" w:hAnsi="Consolas"/>
+          <w:color w:val="1F2328"/>
+          <w:sz w:val="18"/>
+        </w:rPr>
+        <w:t>v1.2.6</w:t>
+      </w:r>
+      <w:r>
+        <w:t xml:space="preserve"> all publish </w:t>
+      </w:r>
+      <w:r>
+        <w:rPr>
+          <w:rFonts w:ascii="Consolas" w:hAnsi="Consolas"/>
+          <w:color w:val="1F2328"/>
+          <w:sz w:val="18"/>
+        </w:rPr>
+        <w:t>app-release.apk</w:t>
+      </w:r>
+      <w:r>
+        <w:t xml:space="preserve"> at exactly 2,534,644 bytes for the four</w:t>
+      </w:r>
+    </w:p>
+    <w:p>
+      <w:r>
+        <w:t>most recent. That looked like a caching bug, so it was checked rather than assumed: each tag was</w:t>
+      </w:r>
+    </w:p>
+    <w:p>
+      <w:r>
+        <w:t>confirmed to contain its own code, and the SHA-256 digests differ across every release. The</w:t>
+      </w:r>
+    </w:p>
+    <w:p>
+      <w:r>
+        <w:t>identical length is a coincidence of ZIP compression, not a re-published artifact. The</w:t>
+      </w:r>
+    </w:p>
+    <w:p>
+      <w:r>
+        <w:t xml:space="preserve">published </w:t>
+      </w:r>
+      <w:r>
+        <w:rPr>
+          <w:rFonts w:ascii="Consolas" w:hAnsi="Consolas"/>
+          <w:color w:val="1F2328"/>
+          <w:sz w:val="18"/>
+        </w:rPr>
+        <w:t>v1.2.6</w:t>
+      </w:r>
+      <w:r>
+        <w:t xml:space="preserve"> was additionally verified to carry </w:t>
+      </w:r>
+      <w:r>
+        <w:rPr>
+          <w:rFonts w:ascii="Consolas" w:hAnsi="Consolas"/>
+          <w:color w:val="1F2328"/>
+          <w:sz w:val="18"/>
+        </w:rPr>
+        <w:t>versionCode 11</w:t>
+      </w:r>
+      <w:r>
+        <w:t xml:space="preserve"> and the stable certificate</w:t>
+      </w:r>
+    </w:p>
+    <w:p>
+      <w:r>
+        <w:rPr>
+          <w:rFonts w:ascii="Consolas" w:hAnsi="Consolas"/>
+          <w:color w:val="1F2328"/>
+          <w:sz w:val="18"/>
+        </w:rPr>
+        <w:t>d1c16028…</w:t>
+      </w:r>
+      <w:r>
+        <w:t>.</w:t>
       </w:r>
     </w:p>
     <w:sectPr>
